--- a/packages/docs/static/decision-guides/rcm-billing.docx
+++ b/packages/docs/static/decision-guides/rcm-billing.docx
@@ -11,18 +11,18 @@
           <wp:inline>
             <wp:extent cx="5943600" cy="1289649"/>
             <wp:effectExtent b="0" l="0" r="0" t="0"/>
-            <wp:docPr descr="Medplum" title="" id="10" name="Picture"/>
+            <wp:docPr descr="Medplum" title="" id="21" name="Picture"/>
             <a:graphic>
               <a:graphicData uri="http://schemas.openxmlformats.org/drawingml/2006/picture">
                 <pic:pic>
                   <pic:nvPicPr>
-                    <pic:cNvPr descr="medplum-wordmark-grape.png" id="11" name="Picture"/>
+                    <pic:cNvPr descr="medplum-wordmark-grape.png" id="22" name="Picture"/>
                     <pic:cNvPicPr>
                       <a:picLocks noChangeArrowheads="1" noChangeAspect="1"/>
                     </pic:cNvPicPr>
                   </pic:nvPicPr>
                   <pic:blipFill>
-                    <a:blip r:embed="rId9"/>
+                    <a:blip r:embed="rId20"/>
                     <a:stretch>
                       <a:fillRect/>
                     </a:stretch>
@@ -49,7 +49,7 @@
         </w:drawing>
       </w:r>
     </w:p>
-    <w:bookmarkStart w:id="48" w:name="rcm-billing-decision-guide"/>
+    <w:bookmarkStart w:id="59" w:name="rcm-billing-decision-guide"/>
     <w:p>
       <w:pPr>
         <w:pStyle w:val="Heading1"/>
@@ -64,44 +64,44 @@
       </w:pPr>
       <w:r>
         <w:rPr>
+          <w:iCs/>
           <w:i/>
-          <w:iCs/>
         </w:rPr>
         <w:t xml:space="preserve">Companion to the</w:t>
       </w:r>
       <w:r>
         <w:rPr>
+          <w:iCs/>
           <w:i/>
-          <w:iCs/>
         </w:rPr>
         <w:t xml:space="preserve"> </w:t>
       </w:r>
-      <w:hyperlink r:id="rId12">
+      <w:hyperlink r:id="rId23">
         <w:r>
           <w:rPr>
             <w:rStyle w:val="Hyperlink"/>
+            <w:iCs/>
             <w:i/>
-            <w:iCs/>
           </w:rPr>
           <w:t xml:space="preserve">Billing</w:t>
         </w:r>
       </w:hyperlink>
       <w:r>
         <w:rPr>
+          <w:iCs/>
           <w:i/>
-          <w:iCs/>
         </w:rPr>
         <w:t xml:space="preserve"> </w:t>
       </w:r>
       <w:r>
         <w:rPr>
+          <w:iCs/>
           <w:i/>
-          <w:iCs/>
         </w:rPr>
         <w:t xml:space="preserve">docs.</w:t>
       </w:r>
     </w:p>
-    <w:bookmarkStart w:id="13" w:name="section-1-use-case-participants"/>
+    <w:bookmarkStart w:id="24" w:name="section-1-use-case-participants"/>
     <w:p>
       <w:pPr>
         <w:pStyle w:val="Heading2"/>
@@ -116,19 +116,19 @@
       </w:pPr>
       <w:r>
         <w:rPr>
+          <w:bCs/>
           <w:b/>
-          <w:bCs/>
         </w:rPr>
         <w:t xml:space="preserve">1.1 What is your reimbursement model?</w:t>
       </w:r>
     </w:p>
     <w:p>
       <w:pPr>
-        <w:pStyle w:val="Compact"/>
         <w:numPr>
           <w:ilvl w:val="0"/>
           <w:numId w:val="1001"/>
         </w:numPr>
+        <w:pStyle w:val="Compact"/>
       </w:pPr>
       <w:r>
         <w:t xml:space="preserve">Insurance / claims-based – you bill payers and reconcile their responses</w:t>
@@ -136,11 +136,11 @@
     </w:p>
     <w:p>
       <w:pPr>
-        <w:pStyle w:val="Compact"/>
         <w:numPr>
           <w:ilvl w:val="0"/>
           <w:numId w:val="1001"/>
         </w:numPr>
+        <w:pStyle w:val="Compact"/>
       </w:pPr>
       <w:r>
         <w:t xml:space="preserve">Patient self-pay / cash – patients pay you directly; no payer claim</w:t>
@@ -148,11 +148,11 @@
     </w:p>
     <w:p>
       <w:pPr>
-        <w:pStyle w:val="Compact"/>
         <w:numPr>
           <w:ilvl w:val="0"/>
           <w:numId w:val="1001"/>
         </w:numPr>
+        <w:pStyle w:val="Compact"/>
       </w:pPr>
       <w:r>
         <w:t xml:space="preserve">Value-based / capitation – per-member-per-month or risk-based</w:t>
@@ -160,11 +160,11 @@
     </w:p>
     <w:p>
       <w:pPr>
-        <w:pStyle w:val="Compact"/>
         <w:numPr>
           <w:ilvl w:val="0"/>
           <w:numId w:val="1001"/>
         </w:numPr>
+        <w:pStyle w:val="Compact"/>
       </w:pPr>
       <w:r>
         <w:t xml:space="preserve">Some combination</w:t>
@@ -176,8 +176,8 @@
       </w:pPr>
       <w:r>
         <w:rPr>
+          <w:iCs/>
           <w:i/>
-          <w:iCs/>
         </w:rPr>
         <w:t xml:space="preserve">Why: Claims-based reads every lane; self-pay skips the Charge → Claim → Payer lane; value-based leans on Foundations and the Value-Based lane (3.11).</w:t>
       </w:r>
@@ -188,24 +188,24 @@
       </w:pPr>
       <w:r>
         <w:rPr>
+          <w:bCs/>
           <w:b/>
-          <w:bCs/>
         </w:rPr>
         <w:t xml:space="preserve">1.2 How much of the revenue cycle runs in Medplum vs. delegated?</w:t>
       </w:r>
     </w:p>
     <w:p>
       <w:pPr>
-        <w:pStyle w:val="Compact"/>
         <w:numPr>
           <w:ilvl w:val="0"/>
           <w:numId w:val="1002"/>
         </w:numPr>
+        <w:pStyle w:val="Compact"/>
       </w:pPr>
       <w:r>
         <w:rPr>
+          <w:bCs/>
           <w:b/>
-          <w:bCs/>
         </w:rPr>
         <w:t xml:space="preserve">Clearinghouse-direct</w:t>
       </w:r>
@@ -218,16 +218,16 @@
     </w:p>
     <w:p>
       <w:pPr>
-        <w:pStyle w:val="Compact"/>
         <w:numPr>
           <w:ilvl w:val="0"/>
           <w:numId w:val="1002"/>
         </w:numPr>
+        <w:pStyle w:val="Compact"/>
       </w:pPr>
       <w:r>
         <w:rPr>
+          <w:bCs/>
           <w:b/>
-          <w:bCs/>
         </w:rPr>
         <w:t xml:space="preserve">RCM-automation partner</w:t>
       </w:r>
@@ -252,16 +252,16 @@
     </w:p>
     <w:p>
       <w:pPr>
-        <w:pStyle w:val="Compact"/>
         <w:numPr>
           <w:ilvl w:val="0"/>
           <w:numId w:val="1002"/>
         </w:numPr>
+        <w:pStyle w:val="Compact"/>
       </w:pPr>
       <w:r>
         <w:rPr>
+          <w:bCs/>
           <w:b/>
-          <w:bCs/>
         </w:rPr>
         <w:t xml:space="preserve">Documents only (no electronic claims)</w:t>
       </w:r>
@@ -274,16 +274,16 @@
     </w:p>
     <w:p>
       <w:pPr>
-        <w:pStyle w:val="Compact"/>
         <w:numPr>
           <w:ilvl w:val="0"/>
           <w:numId w:val="1002"/>
         </w:numPr>
+        <w:pStyle w:val="Compact"/>
       </w:pPr>
       <w:r>
         <w:rPr>
+          <w:bCs/>
           <w:b/>
-          <w:bCs/>
         </w:rPr>
         <w:t xml:space="preserve">External Practice Management (PM) / billing system</w:t>
       </w:r>
@@ -300,8 +300,8 @@
       </w:pPr>
       <w:r>
         <w:rPr>
+          <w:iCs/>
           <w:i/>
-          <w:iCs/>
         </w:rPr>
         <w:t xml:space="preserve">In one line: a clearinghouse moves your claims; an RCM platform runs your revenue cycle. Either way Medplum owns the front half (coverage, charge capture, claim assembly); the paths diverge on the back half.</w:t>
       </w:r>
@@ -310,8 +310,9 @@
       <w:tblPr>
         <w:tblStyle w:val="Table"/>
         <w:tblW w:w="9360" w:type="dxa"/>
+        <w:tblLook w:firstRow="1" w:lastRow="0" w:firstColumn="0" w:lastColumn="0" w:noHBand="0" w:noVBand="0" w:val="0020"/>
+        <w:jc w:val="start"/>
         <w:tblLayout w:type="fixed"/>
-        <w:tblLook w:firstRow="1" w:lastRow="0" w:firstColumn="0" w:lastColumn="0" w:noHBand="0" w:noVBand="0" w:val="0020"/>
       </w:tblPr>
       <w:tblGrid>
         <w:gridCol w:w="2329"/>
@@ -323,7 +324,7 @@
       <w:tr>
         <w:trPr>
           <w:cantSplit/>
-          <w:tblHeader w:val="on"/>
+          <w:tblHeader w:val="true"/>
         </w:trPr>
         <w:tc>
           <w:tcPr/>
@@ -937,8 +938,8 @@
       </w:pPr>
       <w:r>
         <w:rPr>
+          <w:bCs/>
           <w:b/>
-          <w:bCs/>
         </w:rPr>
         <w:t xml:space="preserve">How to choose:</w:t>
       </w:r>
@@ -947,8 +948,9 @@
       <w:tblPr>
         <w:tblStyle w:val="Table"/>
         <w:tblW w:w="9360" w:type="dxa"/>
+        <w:tblLook w:firstRow="1" w:lastRow="0" w:firstColumn="0" w:lastColumn="0" w:noHBand="0" w:noVBand="0" w:val="0020"/>
+        <w:jc w:val="start"/>
         <w:tblLayout w:type="fixed"/>
-        <w:tblLook w:firstRow="1" w:lastRow="0" w:firstColumn="0" w:lastColumn="0" w:noHBand="0" w:noVBand="0" w:val="0020"/>
       </w:tblPr>
       <w:tblGrid>
         <w:gridCol w:w="1580"/>
@@ -958,7 +960,7 @@
       <w:tr>
         <w:trPr>
           <w:cantSplit/>
-          <w:tblHeader w:val="on"/>
+          <w:tblHeader w:val="true"/>
         </w:trPr>
         <w:tc>
           <w:tcPr/>
@@ -1123,8 +1125,8 @@
       </w:pPr>
       <w:r>
         <w:rPr>
+          <w:iCs/>
           <w:i/>
-          <w:iCs/>
         </w:rPr>
         <w:t xml:space="preserve">Paths can mix. The choice sets which Section 3 lanes you build (3.5–3.10) vs. read only for the boundary.</w:t>
       </w:r>
@@ -1135,19 +1137,19 @@
       </w:pPr>
       <w:r>
         <w:rPr>
+          <w:bCs/>
           <w:b/>
-          <w:bCs/>
         </w:rPr>
         <w:t xml:space="preserve">1.3 Who does the billing work, and is the patient part of it?</w:t>
       </w:r>
     </w:p>
     <w:p>
       <w:pPr>
-        <w:pStyle w:val="Compact"/>
         <w:numPr>
           <w:ilvl w:val="0"/>
           <w:numId w:val="1003"/>
         </w:numPr>
+        <w:pStyle w:val="Compact"/>
       </w:pPr>
       <w:r>
         <w:t xml:space="preserve">Charge capture: clinicians at point of care, or back-office entry?</w:t>
@@ -1155,11 +1157,11 @@
     </w:p>
     <w:p>
       <w:pPr>
-        <w:pStyle w:val="Compact"/>
         <w:numPr>
           <w:ilvl w:val="0"/>
           <w:numId w:val="1003"/>
         </w:numPr>
+        <w:pStyle w:val="Compact"/>
       </w:pPr>
       <w:r>
         <w:t xml:space="preserve">Coding and claim work: dedicated coders/billers, or automated with exception review?</w:t>
@@ -1167,11 +1169,11 @@
     </w:p>
     <w:p>
       <w:pPr>
-        <w:pStyle w:val="Compact"/>
         <w:numPr>
           <w:ilvl w:val="0"/>
           <w:numId w:val="1003"/>
         </w:numPr>
+        <w:pStyle w:val="Compact"/>
       </w:pPr>
       <w:r>
         <w:t xml:space="preserve">Accounts receivable (AR) follow-up: who works denials, aging, and patient balances?</w:t>
@@ -1179,11 +1181,11 @@
     </w:p>
     <w:p>
       <w:pPr>
-        <w:pStyle w:val="Compact"/>
         <w:numPr>
           <w:ilvl w:val="0"/>
           <w:numId w:val="1003"/>
         </w:numPr>
+        <w:pStyle w:val="Compact"/>
       </w:pPr>
       <w:r>
         <w:t xml:space="preserve">Patient: do patients see estimates, statements, or pay online?</w:t>
@@ -1195,8 +1197,8 @@
       </w:pPr>
       <w:r>
         <w:rPr>
+          <w:iCs/>
           <w:i/>
-          <w:iCs/>
         </w:rPr>
         <w:t xml:space="preserve">Why: drives charge-capture design (3.5), who works denials and AR (3.8, 3.10), and whether patient-facing billing is in scope (3.9).</w:t>
       </w:r>
@@ -1207,19 +1209,19 @@
       </w:pPr>
       <w:r>
         <w:rPr>
+          <w:bCs/>
           <w:b/>
-          <w:bCs/>
         </w:rPr>
         <w:t xml:space="preserve">1.4 Where does coding happen, and how automated is it?</w:t>
       </w:r>
     </w:p>
     <w:p>
       <w:pPr>
-        <w:pStyle w:val="Compact"/>
         <w:numPr>
           <w:ilvl w:val="0"/>
           <w:numId w:val="1004"/>
         </w:numPr>
+        <w:pStyle w:val="Compact"/>
       </w:pPr>
       <w:r>
         <w:t xml:space="preserve">Auto-derived from clinical data (visit type, orders, procedures)?</w:t>
@@ -1227,11 +1229,11 @@
     </w:p>
     <w:p>
       <w:pPr>
-        <w:pStyle w:val="Compact"/>
         <w:numPr>
           <w:ilvl w:val="0"/>
           <w:numId w:val="1004"/>
         </w:numPr>
+        <w:pStyle w:val="Compact"/>
       </w:pPr>
       <w:r>
         <w:t xml:space="preserve">Coder-reviewed before the claim is built?</w:t>
@@ -1239,11 +1241,11 @@
     </w:p>
     <w:p>
       <w:pPr>
-        <w:pStyle w:val="Compact"/>
         <w:numPr>
           <w:ilvl w:val="0"/>
           <w:numId w:val="1004"/>
         </w:numPr>
+        <w:pStyle w:val="Compact"/>
       </w:pPr>
       <w:r>
         <w:t xml:space="preserve">Fully manual?</w:t>
@@ -1255,8 +1257,8 @@
       </w:pPr>
       <w:r>
         <w:rPr>
+          <w:iCs/>
           <w:i/>
-          <w:iCs/>
         </w:rPr>
         <w:t xml:space="preserve">Why: drives the coding and review model in charge capture (3.5) and where scrubbing exceptions surface (3.6).</w:t>
       </w:r>
@@ -1267,19 +1269,19 @@
       </w:pPr>
       <w:r>
         <w:rPr>
+          <w:bCs/>
           <w:b/>
-          <w:bCs/>
         </w:rPr>
         <w:t xml:space="preserve">1.5 New build or replacing/extending, and what else must billing touch?</w:t>
       </w:r>
     </w:p>
     <w:p>
       <w:pPr>
-        <w:pStyle w:val="Compact"/>
         <w:numPr>
           <w:ilvl w:val="0"/>
           <w:numId w:val="1005"/>
         </w:numPr>
+        <w:pStyle w:val="Compact"/>
       </w:pPr>
       <w:r>
         <w:t xml:space="preserve">If replacing: what billing/PM system, and what gaps drove the change?</w:t>
@@ -1287,11 +1289,11 @@
     </w:p>
     <w:p>
       <w:pPr>
-        <w:pStyle w:val="Compact"/>
         <w:numPr>
           <w:ilvl w:val="0"/>
           <w:numId w:val="1005"/>
         </w:numPr>
+        <w:pStyle w:val="Compact"/>
       </w:pPr>
       <w:r>
         <w:t xml:space="preserve">If new: is billing core to the product (you’re building an RCM/billing product) or additive (a clinical app that also needs to bill)?</w:t>
@@ -1299,11 +1301,11 @@
     </w:p>
     <w:p>
       <w:pPr>
-        <w:pStyle w:val="Compact"/>
         <w:numPr>
           <w:ilvl w:val="0"/>
           <w:numId w:val="1005"/>
         </w:numPr>
+        <w:pStyle w:val="Compact"/>
       </w:pPr>
       <w:r>
         <w:t xml:space="preserve">What other systems must billing read from or write to (clinical/EHR source, PM, clearinghouse, accounting/GL, payment processor, payer portals)?</w:t>
@@ -1315,8 +1317,8 @@
       </w:pPr>
       <w:r>
         <w:rPr>
+          <w:iCs/>
           <w:i/>
-          <w:iCs/>
         </w:rPr>
         <w:t xml:space="preserve">Why: surfaces integration boundaries and the source-of-truth split behind 1.2, 3.6, and 3.7. Core-to-product builds tend to own the cycle (a clearinghouse); additive builds tend to delegate (an RCM partner or external PM).</w:t>
       </w:r>
@@ -1328,8 +1330,8 @@
         </w:pict>
       </w:r>
     </w:p>
-    <w:bookmarkEnd w:id="13"/>
-    <w:bookmarkStart w:id="14" w:name="section-2-feature-scoping"/>
+    <w:bookmarkEnd w:id="24"/>
+    <w:bookmarkStart w:id="25" w:name="section-2-feature-scoping"/>
     <w:p>
       <w:pPr>
         <w:pStyle w:val="Heading2"/>
@@ -1344,8 +1346,8 @@
       </w:pPr>
       <w:r>
         <w:rPr>
+          <w:iCs/>
           <w:i/>
-          <w:iCs/>
         </w:rPr>
         <w:t xml:space="preserve">Go through each row together. For each cell under Yes / No / Nice-to-have / Not sure, mark the customer’s answer. The</w:t>
       </w:r>
@@ -1354,8 +1356,8 @@
       </w:r>
       <w:r>
         <w:rPr>
+          <w:bCs/>
           <w:b/>
-          <w:bCs/>
         </w:rPr>
         <w:t xml:space="preserve">§</w:t>
       </w:r>
@@ -1364,8 +1366,8 @@
       </w:r>
       <w:r>
         <w:rPr>
+          <w:iCs/>
           <w:i/>
-          <w:iCs/>
         </w:rPr>
         <w:t xml:space="preserve">column points to the deep-dive subsection that covers each feature.</w:t>
       </w:r>
@@ -1374,8 +1376,9 @@
       <w:tblPr>
         <w:tblStyle w:val="Table"/>
         <w:tblW w:w="9360" w:type="dxa"/>
+        <w:tblLook w:firstRow="1" w:lastRow="0" w:firstColumn="0" w:lastColumn="0" w:noHBand="0" w:noVBand="0" w:val="0020"/>
+        <w:jc w:val="start"/>
         <w:tblLayout w:type="fixed"/>
-        <w:tblLook w:firstRow="1" w:lastRow="0" w:firstColumn="0" w:lastColumn="0" w:noHBand="0" w:noVBand="0" w:val="0020"/>
       </w:tblPr>
       <w:tblGrid>
         <w:gridCol w:w="600"/>
@@ -1389,7 +1392,7 @@
       <w:tr>
         <w:trPr>
           <w:cantSplit/>
-          <w:tblHeader w:val="on"/>
+          <w:tblHeader w:val="true"/>
         </w:trPr>
         <w:tc>
           <w:tcPr/>
@@ -2506,8 +2509,8 @@
         </w:pict>
       </w:r>
     </w:p>
-    <w:bookmarkEnd w:id="14"/>
-    <w:bookmarkStart w:id="41" w:name="section-3-feature-deep-dives"/>
+    <w:bookmarkEnd w:id="25"/>
+    <w:bookmarkStart w:id="52" w:name="section-3-feature-deep-dives"/>
     <w:p>
       <w:pPr>
         <w:pStyle w:val="Heading2"/>
@@ -2522,8 +2525,8 @@
       </w:pPr>
       <w:r>
         <w:rPr>
+          <w:iCs/>
           <w:i/>
-          <w:iCs/>
         </w:rPr>
         <w:t xml:space="preserve">Cover each feature flagged Yes or Nice-to-have in Section 2. The goal is to land on a clear recommended approach by the end of each section.</w:t>
       </w:r>
@@ -2540,8 +2543,9 @@
       <w:tblPr>
         <w:tblStyle w:val="Table"/>
         <w:tblW w:w="9360" w:type="dxa"/>
+        <w:tblLook w:firstRow="1" w:lastRow="0" w:firstColumn="0" w:lastColumn="0" w:noHBand="0" w:noVBand="0" w:val="0020"/>
+        <w:jc w:val="start"/>
         <w:tblLayout w:type="fixed"/>
-        <w:tblLook w:firstRow="1" w:lastRow="0" w:firstColumn="0" w:lastColumn="0" w:noHBand="0" w:noVBand="0" w:val="0020"/>
       </w:tblPr>
       <w:tblGrid>
         <w:gridCol w:w="3313"/>
@@ -2551,7 +2555,7 @@
       <w:tr>
         <w:trPr>
           <w:cantSplit/>
-          <w:tblHeader w:val="on"/>
+          <w:tblHeader w:val="true"/>
         </w:trPr>
         <w:tc>
           <w:tcPr/>
@@ -2603,22 +2607,157 @@
             </w:pPr>
             <w:r>
               <w:rPr>
+                <w:bCs/>
                 <w:b/>
+              </w:rPr>
+              <w:t xml:space="preserve">Foundations</w:t>
+            </w:r>
+          </w:p>
+        </w:tc>
+        <w:tc>
+          <w:tcPr/>
+          <w:p>
+            <w:pPr>
+              <w:pStyle w:val="Compact"/>
+              <w:jc w:val="left"/>
+            </w:pPr>
+            <w:r>
+              <w:t xml:space="preserve">3.1 – 3.2</w:t>
+            </w:r>
+          </w:p>
+        </w:tc>
+        <w:tc>
+          <w:tcPr/>
+          <w:p>
+            <w:pPr>
+              <w:pStyle w:val="Compact"/>
+              <w:jc w:val="left"/>
+            </w:pPr>
+            <w:r>
+              <w:t xml:space="preserve">Always</w:t>
+            </w:r>
+          </w:p>
+        </w:tc>
+      </w:tr>
+      <w:tr>
+        <w:trPr>
+          <w:cantSplit/>
+        </w:trPr>
+        <w:tc>
+          <w:tcPr/>
+          <w:p>
+            <w:pPr>
+              <w:pStyle w:val="Compact"/>
+              <w:jc w:val="left"/>
+            </w:pPr>
+            <w:r>
+              <w:rPr>
                 <w:bCs/>
-              </w:rPr>
-              <w:t xml:space="preserve">Foundations</w:t>
-            </w:r>
-          </w:p>
-        </w:tc>
-        <w:tc>
-          <w:tcPr/>
-          <w:p>
-            <w:pPr>
-              <w:pStyle w:val="Compact"/>
-              <w:jc w:val="left"/>
-            </w:pPr>
-            <w:r>
-              <w:t xml:space="preserve">3.1 – 3.2</w:t>
+                <w:b/>
+              </w:rPr>
+              <w:t xml:space="preserve">Pre-service / Patient Access</w:t>
+            </w:r>
+          </w:p>
+        </w:tc>
+        <w:tc>
+          <w:tcPr/>
+          <w:p>
+            <w:pPr>
+              <w:pStyle w:val="Compact"/>
+              <w:jc w:val="left"/>
+            </w:pPr>
+            <w:r>
+              <w:t xml:space="preserve">3.3 – 3.4</w:t>
+            </w:r>
+          </w:p>
+        </w:tc>
+        <w:tc>
+          <w:tcPr/>
+          <w:p>
+            <w:pPr>
+              <w:pStyle w:val="Compact"/>
+              <w:jc w:val="left"/>
+            </w:pPr>
+            <w:r>
+              <w:t xml:space="preserve">When you verify coverage or authorize before service</w:t>
+            </w:r>
+          </w:p>
+        </w:tc>
+      </w:tr>
+      <w:tr>
+        <w:trPr>
+          <w:cantSplit/>
+        </w:trPr>
+        <w:tc>
+          <w:tcPr/>
+          <w:p>
+            <w:pPr>
+              <w:pStyle w:val="Compact"/>
+              <w:jc w:val="left"/>
+            </w:pPr>
+            <w:r>
+              <w:rPr>
+                <w:bCs/>
+                <w:b/>
+              </w:rPr>
+              <w:t xml:space="preserve">Charge → Claim → Payer</w:t>
+            </w:r>
+          </w:p>
+        </w:tc>
+        <w:tc>
+          <w:tcPr/>
+          <w:p>
+            <w:pPr>
+              <w:pStyle w:val="Compact"/>
+              <w:jc w:val="left"/>
+            </w:pPr>
+            <w:r>
+              <w:t xml:space="preserve">3.5 – 3.8</w:t>
+            </w:r>
+          </w:p>
+        </w:tc>
+        <w:tc>
+          <w:tcPr/>
+          <w:p>
+            <w:pPr>
+              <w:pStyle w:val="Compact"/>
+              <w:jc w:val="left"/>
+            </w:pPr>
+            <w:r>
+              <w:t xml:space="preserve">When you bill insurance</w:t>
+            </w:r>
+          </w:p>
+        </w:tc>
+      </w:tr>
+      <w:tr>
+        <w:trPr>
+          <w:cantSplit/>
+        </w:trPr>
+        <w:tc>
+          <w:tcPr/>
+          <w:p>
+            <w:pPr>
+              <w:pStyle w:val="Compact"/>
+              <w:jc w:val="left"/>
+            </w:pPr>
+            <w:r>
+              <w:rPr>
+                <w:bCs/>
+                <w:b/>
+              </w:rPr>
+              <w:t xml:space="preserve">Patient &amp; Operations</w:t>
+            </w:r>
+          </w:p>
+        </w:tc>
+        <w:tc>
+          <w:tcPr/>
+          <w:p>
+            <w:pPr>
+              <w:pStyle w:val="Compact"/>
+              <w:jc w:val="left"/>
+            </w:pPr>
+            <w:r>
+              <w:t xml:space="preserve">3.9 – 3.10</w:t>
             </w:r>
           </w:p>
         </w:tc>
@@ -2648,143 +2787,8 @@
             </w:pPr>
             <w:r>
               <w:rPr>
+                <w:bCs/>
                 <w:b/>
-                <w:bCs/>
-              </w:rPr>
-              <w:t xml:space="preserve">Pre-service / Patient Access</w:t>
-            </w:r>
-          </w:p>
-        </w:tc>
-        <w:tc>
-          <w:tcPr/>
-          <w:p>
-            <w:pPr>
-              <w:pStyle w:val="Compact"/>
-              <w:jc w:val="left"/>
-            </w:pPr>
-            <w:r>
-              <w:t xml:space="preserve">3.3 – 3.4</w:t>
-            </w:r>
-          </w:p>
-        </w:tc>
-        <w:tc>
-          <w:tcPr/>
-          <w:p>
-            <w:pPr>
-              <w:pStyle w:val="Compact"/>
-              <w:jc w:val="left"/>
-            </w:pPr>
-            <w:r>
-              <w:t xml:space="preserve">When you verify coverage or authorize before service</w:t>
-            </w:r>
-          </w:p>
-        </w:tc>
-      </w:tr>
-      <w:tr>
-        <w:trPr>
-          <w:cantSplit/>
-        </w:trPr>
-        <w:tc>
-          <w:tcPr/>
-          <w:p>
-            <w:pPr>
-              <w:pStyle w:val="Compact"/>
-              <w:jc w:val="left"/>
-            </w:pPr>
-            <w:r>
-              <w:rPr>
-                <w:b/>
-                <w:bCs/>
-              </w:rPr>
-              <w:t xml:space="preserve">Charge → Claim → Payer</w:t>
-            </w:r>
-          </w:p>
-        </w:tc>
-        <w:tc>
-          <w:tcPr/>
-          <w:p>
-            <w:pPr>
-              <w:pStyle w:val="Compact"/>
-              <w:jc w:val="left"/>
-            </w:pPr>
-            <w:r>
-              <w:t xml:space="preserve">3.5 – 3.8</w:t>
-            </w:r>
-          </w:p>
-        </w:tc>
-        <w:tc>
-          <w:tcPr/>
-          <w:p>
-            <w:pPr>
-              <w:pStyle w:val="Compact"/>
-              <w:jc w:val="left"/>
-            </w:pPr>
-            <w:r>
-              <w:t xml:space="preserve">When you bill insurance</w:t>
-            </w:r>
-          </w:p>
-        </w:tc>
-      </w:tr>
-      <w:tr>
-        <w:trPr>
-          <w:cantSplit/>
-        </w:trPr>
-        <w:tc>
-          <w:tcPr/>
-          <w:p>
-            <w:pPr>
-              <w:pStyle w:val="Compact"/>
-              <w:jc w:val="left"/>
-            </w:pPr>
-            <w:r>
-              <w:rPr>
-                <w:b/>
-                <w:bCs/>
-              </w:rPr>
-              <w:t xml:space="preserve">Patient &amp; Operations</w:t>
-            </w:r>
-          </w:p>
-        </w:tc>
-        <w:tc>
-          <w:tcPr/>
-          <w:p>
-            <w:pPr>
-              <w:pStyle w:val="Compact"/>
-              <w:jc w:val="left"/>
-            </w:pPr>
-            <w:r>
-              <w:t xml:space="preserve">3.9 – 3.10</w:t>
-            </w:r>
-          </w:p>
-        </w:tc>
-        <w:tc>
-          <w:tcPr/>
-          <w:p>
-            <w:pPr>
-              <w:pStyle w:val="Compact"/>
-              <w:jc w:val="left"/>
-            </w:pPr>
-            <w:r>
-              <w:t xml:space="preserve">Always</w:t>
-            </w:r>
-          </w:p>
-        </w:tc>
-      </w:tr>
-      <w:tr>
-        <w:trPr>
-          <w:cantSplit/>
-        </w:trPr>
-        <w:tc>
-          <w:tcPr/>
-          <w:p>
-            <w:pPr>
-              <w:pStyle w:val="Compact"/>
-              <w:jc w:val="left"/>
-            </w:pPr>
-            <w:r>
-              <w:rPr>
-                <w:b/>
-                <w:bCs/>
               </w:rPr>
               <w:t xml:space="preserve">Value-Based</w:t>
             </w:r>
@@ -2823,7 +2827,7 @@
         </w:pict>
       </w:r>
     </w:p>
-    <w:bookmarkStart w:id="18" w:name="foundations"/>
+    <w:bookmarkStart w:id="29" w:name="foundations"/>
     <w:p>
       <w:pPr>
         <w:pStyle w:val="Heading3"/>
@@ -2832,7 +2836,7 @@
         <w:t xml:space="preserve">Foundations</w:t>
       </w:r>
     </w:p>
-    <w:bookmarkStart w:id="16" w:name="coverage-insurance-model"/>
+    <w:bookmarkStart w:id="27" w:name="coverage-insurance-model"/>
     <w:p>
       <w:pPr>
         <w:pStyle w:val="Heading4"/>
@@ -2851,7 +2855,7 @@
       <w:r>
         <w:t xml:space="preserve"> </w:t>
       </w:r>
-      <w:hyperlink r:id="rId15">
+      <w:hyperlink r:id="rId26">
         <w:r>
           <w:rPr>
             <w:rStyle w:val="Hyperlink"/>
@@ -2869,19 +2873,19 @@
       </w:pPr>
       <w:r>
         <w:rPr>
+          <w:bCs/>
           <w:b/>
-          <w:bCs/>
         </w:rPr>
         <w:t xml:space="preserve">Questions:</w:t>
       </w:r>
     </w:p>
     <w:p>
       <w:pPr>
-        <w:pStyle w:val="Compact"/>
         <w:numPr>
           <w:ilvl w:val="0"/>
           <w:numId w:val="1006"/>
         </w:numPr>
+        <w:pStyle w:val="Compact"/>
       </w:pPr>
       <w:r>
         <w:t xml:space="preserve">Do patients commonly have more than one coverage, and must you bill them in order?</w:t>
@@ -2889,11 +2893,11 @@
     </w:p>
     <w:p>
       <w:pPr>
-        <w:pStyle w:val="Compact"/>
         <w:numPr>
           <w:ilvl w:val="0"/>
           <w:numId w:val="1006"/>
         </w:numPr>
+        <w:pStyle w:val="Compact"/>
       </w:pPr>
       <w:r>
         <w:t xml:space="preserve">Is the subscriber sometimes someone other than the patient?</w:t>
@@ -2901,11 +2905,11 @@
     </w:p>
     <w:p>
       <w:pPr>
-        <w:pStyle w:val="Compact"/>
         <w:numPr>
           <w:ilvl w:val="0"/>
           <w:numId w:val="1006"/>
         </w:numPr>
+        <w:pStyle w:val="Compact"/>
       </w:pPr>
       <w:r>
         <w:t xml:space="preserve">Is your payer list curated in Medplum, synced, or created on demand?</w:t>
@@ -2913,11 +2917,11 @@
     </w:p>
     <w:p>
       <w:pPr>
-        <w:pStyle w:val="Compact"/>
         <w:numPr>
           <w:ilvl w:val="0"/>
           <w:numId w:val="1006"/>
         </w:numPr>
+        <w:pStyle w:val="Compact"/>
       </w:pPr>
       <w:r>
         <w:t xml:space="preserve">What cost-sharing (copay, coinsurance, deductible) do you need for estimates and patient billing?</w:t>
@@ -2927,8 +2931,9 @@
       <w:tblPr>
         <w:tblStyle w:val="Table"/>
         <w:tblW w:w="9360" w:type="dxa"/>
+        <w:tblLook w:firstRow="1" w:lastRow="0" w:firstColumn="0" w:lastColumn="0" w:noHBand="0" w:noVBand="0" w:val="0020"/>
+        <w:jc w:val="start"/>
         <w:tblLayout w:type="fixed"/>
-        <w:tblLook w:firstRow="1" w:lastRow="0" w:firstColumn="0" w:lastColumn="0" w:noHBand="0" w:noVBand="0" w:val="0020"/>
       </w:tblPr>
       <w:tblGrid>
         <w:gridCol w:w="3709"/>
@@ -2937,7 +2942,7 @@
       <w:tr>
         <w:trPr>
           <w:cantSplit/>
-          <w:tblHeader w:val="on"/>
+          <w:tblHeader w:val="true"/>
         </w:trPr>
         <w:tc>
           <w:tcPr/>
@@ -3371,8 +3376,8 @@
             </w:r>
             <w:r>
               <w:rPr>
+                <w:bCs/>
                 <w:b/>
-                <w:bCs/>
               </w:rPr>
               <w:t xml:space="preserve">Payer Directory</w:t>
             </w:r>
@@ -3463,8 +3468,8 @@
         </w:tc>
       </w:tr>
     </w:tbl>
-    <w:bookmarkEnd w:id="16"/>
-    <w:bookmarkStart w:id="17" w:name="account-financial-ledger"/>
+    <w:bookmarkEnd w:id="27"/>
+    <w:bookmarkStart w:id="28" w:name="account-financial-ledger"/>
     <w:p>
       <w:pPr>
         <w:pStyle w:val="Heading4"/>
@@ -3487,8 +3492,8 @@
       </w:pPr>
       <w:r>
         <w:rPr>
+          <w:iCs/>
           <w:i/>
-          <w:iCs/>
         </w:rPr>
         <w:t xml:space="preserve">Note: the rows below are one FHIR approach to a financial ledger; validate against your reporting and reconciliation requirements.</w:t>
       </w:r>
@@ -3499,19 +3504,19 @@
       </w:pPr>
       <w:r>
         <w:rPr>
+          <w:bCs/>
           <w:b/>
-          <w:bCs/>
         </w:rPr>
         <w:t xml:space="preserve">Questions:</w:t>
       </w:r>
     </w:p>
     <w:p>
       <w:pPr>
-        <w:pStyle w:val="Compact"/>
         <w:numPr>
           <w:ilvl w:val="0"/>
           <w:numId w:val="1007"/>
         </w:numPr>
+        <w:pStyle w:val="Compact"/>
       </w:pPr>
       <w:r>
         <w:t xml:space="preserve">Do you need a single balance rolling up charges, payer payments, adjustments, and patient payments?</w:t>
@@ -3519,11 +3524,11 @@
     </w:p>
     <w:p>
       <w:pPr>
-        <w:pStyle w:val="Compact"/>
         <w:numPr>
           <w:ilvl w:val="0"/>
           <w:numId w:val="1007"/>
         </w:numPr>
+        <w:pStyle w:val="Compact"/>
       </w:pPr>
       <w:r>
         <w:t xml:space="preserve">Is the account scoped per patient, per visit, or per episode?</w:t>
@@ -3531,11 +3536,11 @@
     </w:p>
     <w:p>
       <w:pPr>
-        <w:pStyle w:val="Compact"/>
         <w:numPr>
           <w:ilvl w:val="0"/>
           <w:numId w:val="1007"/>
         </w:numPr>
+        <w:pStyle w:val="Compact"/>
       </w:pPr>
       <w:r>
         <w:t xml:space="preserve">Do you track payer and patient responsibility separately on the same account?</w:t>
@@ -3543,11 +3548,11 @@
     </w:p>
     <w:p>
       <w:pPr>
-        <w:pStyle w:val="Compact"/>
         <w:numPr>
           <w:ilvl w:val="0"/>
           <w:numId w:val="1007"/>
         </w:numPr>
+        <w:pStyle w:val="Compact"/>
       </w:pPr>
       <w:r>
         <w:t xml:space="preserve">Must the account reconcile against an external accounting/GL system?</w:t>
@@ -3557,8 +3562,9 @@
       <w:tblPr>
         <w:tblStyle w:val="Table"/>
         <w:tblW w:w="9360" w:type="dxa"/>
+        <w:tblLook w:firstRow="1" w:lastRow="0" w:firstColumn="0" w:lastColumn="0" w:noHBand="0" w:noVBand="0" w:val="0020"/>
+        <w:jc w:val="start"/>
         <w:tblLayout w:type="fixed"/>
-        <w:tblLook w:firstRow="1" w:lastRow="0" w:firstColumn="0" w:lastColumn="0" w:noHBand="0" w:noVBand="0" w:val="0020"/>
       </w:tblPr>
       <w:tblGrid>
         <w:gridCol w:w="2987"/>
@@ -3567,7 +3573,7 @@
       <w:tr>
         <w:trPr>
           <w:cantSplit/>
-          <w:tblHeader w:val="on"/>
+          <w:tblHeader w:val="true"/>
         </w:trPr>
         <w:tc>
           <w:tcPr/>
@@ -3856,9 +3862,9 @@
         </w:pict>
       </w:r>
     </w:p>
-    <w:bookmarkEnd w:id="17"/>
-    <w:bookmarkEnd w:id="18"/>
-    <w:bookmarkStart w:id="23" w:name="pre-service-patient-access"/>
+    <w:bookmarkEnd w:id="28"/>
+    <w:bookmarkEnd w:id="29"/>
+    <w:bookmarkStart w:id="34" w:name="pre-service-patient-access"/>
     <w:p>
       <w:pPr>
         <w:pStyle w:val="Heading3"/>
@@ -3867,7 +3873,7 @@
         <w:t xml:space="preserve">Pre-service / Patient Access</w:t>
       </w:r>
     </w:p>
-    <w:bookmarkStart w:id="20" w:name="eligibility-benefits"/>
+    <w:bookmarkStart w:id="31" w:name="eligibility-benefits"/>
     <w:p>
       <w:pPr>
         <w:pStyle w:val="Heading4"/>
@@ -3886,7 +3892,7 @@
       <w:r>
         <w:t xml:space="preserve"> </w:t>
       </w:r>
-      <w:hyperlink r:id="rId19">
+      <w:hyperlink r:id="rId30">
         <w:r>
           <w:rPr>
             <w:rStyle w:val="Hyperlink"/>
@@ -3904,8 +3910,8 @@
       </w:pPr>
       <w:r>
         <w:rPr>
+          <w:iCs/>
           <w:i/>
-          <w:iCs/>
         </w:rPr>
         <w:t xml:space="preserve">Note: Eligibility is provided by the clearinghouse integration. An RCM partner may offer its own eligibility on its platform, outside that integration.</w:t>
       </w:r>
@@ -3916,19 +3922,19 @@
       </w:pPr>
       <w:r>
         <w:rPr>
+          <w:bCs/>
           <w:b/>
-          <w:bCs/>
         </w:rPr>
         <w:t xml:space="preserve">Questions:</w:t>
       </w:r>
     </w:p>
     <w:p>
       <w:pPr>
-        <w:pStyle w:val="Compact"/>
         <w:numPr>
           <w:ilvl w:val="0"/>
           <w:numId w:val="1008"/>
         </w:numPr>
+        <w:pStyle w:val="Compact"/>
       </w:pPr>
       <w:r>
         <w:t xml:space="preserve">What must you confirm: active coverage, covered service, in-network status, or benefit/cost detail?</w:t>
@@ -3936,11 +3942,11 @@
     </w:p>
     <w:p>
       <w:pPr>
-        <w:pStyle w:val="Compact"/>
         <w:numPr>
           <w:ilvl w:val="0"/>
           <w:numId w:val="1008"/>
         </w:numPr>
+        <w:pStyle w:val="Compact"/>
       </w:pPr>
       <w:r>
         <w:t xml:space="preserve">When does the check run: scheduling, check-in, or batch pre-visit?</w:t>
@@ -3948,11 +3954,11 @@
     </w:p>
     <w:p>
       <w:pPr>
-        <w:pStyle w:val="Compact"/>
         <w:numPr>
           <w:ilvl w:val="0"/>
           <w:numId w:val="1008"/>
         </w:numPr>
+        <w:pStyle w:val="Compact"/>
       </w:pPr>
       <w:r>
         <w:t xml:space="preserve">Do you re-check on a cadence for ongoing patients?</w:t>
@@ -3960,11 +3966,11 @@
     </w:p>
     <w:p>
       <w:pPr>
-        <w:pStyle w:val="Compact"/>
         <w:numPr>
           <w:ilvl w:val="0"/>
           <w:numId w:val="1008"/>
         </w:numPr>
+        <w:pStyle w:val="Compact"/>
       </w:pPr>
       <w:r>
         <w:t xml:space="preserve">Who works failed or ambiguous checks?</w:t>
@@ -3974,8 +3980,9 @@
       <w:tblPr>
         <w:tblStyle w:val="Table"/>
         <w:tblW w:w="9360" w:type="dxa"/>
+        <w:tblLook w:firstRow="1" w:lastRow="0" w:firstColumn="0" w:lastColumn="0" w:noHBand="0" w:noVBand="0" w:val="0020"/>
+        <w:jc w:val="start"/>
         <w:tblLayout w:type="fixed"/>
-        <w:tblLook w:firstRow="1" w:lastRow="0" w:firstColumn="0" w:lastColumn="0" w:noHBand="0" w:noVBand="0" w:val="0020"/>
       </w:tblPr>
       <w:tblGrid>
         <w:gridCol w:w="3496"/>
@@ -3984,7 +3991,7 @@
       <w:tr>
         <w:trPr>
           <w:cantSplit/>
-          <w:tblHeader w:val="on"/>
+          <w:tblHeader w:val="true"/>
         </w:trPr>
         <w:tc>
           <w:tcPr/>
@@ -4258,8 +4265,8 @@
         </w:tc>
       </w:tr>
     </w:tbl>
-    <w:bookmarkEnd w:id="20"/>
-    <w:bookmarkStart w:id="22" w:name="prior-authorization-estimates"/>
+    <w:bookmarkEnd w:id="31"/>
+    <w:bookmarkStart w:id="33" w:name="prior-authorization-estimates"/>
     <w:p>
       <w:pPr>
         <w:pStyle w:val="Heading4"/>
@@ -4282,32 +4289,32 @@
       </w:pPr>
       <w:r>
         <w:rPr>
+          <w:iCs/>
           <w:i/>
-          <w:iCs/>
         </w:rPr>
         <w:t xml:space="preserve">Note: the eligibility- and Claim-based rows below are one FHIR approach to prior auth; validate against your payer requirements. The standards-based CMS-0057-F path (CDS Hooks / CRD) is in</w:t>
       </w:r>
       <w:r>
         <w:rPr>
+          <w:iCs/>
           <w:i/>
-          <w:iCs/>
         </w:rPr>
         <w:t xml:space="preserve"> </w:t>
       </w:r>
-      <w:hyperlink r:id="rId21">
+      <w:hyperlink r:id="rId32">
         <w:r>
           <w:rPr>
             <w:rStyle w:val="Hyperlink"/>
+            <w:iCs/>
             <w:i/>
-            <w:iCs/>
           </w:rPr>
           <w:t xml:space="preserve">alpha</w:t>
         </w:r>
       </w:hyperlink>
       <w:r>
         <w:rPr>
+          <w:iCs/>
           <w:i/>
-          <w:iCs/>
         </w:rPr>
         <w:t xml:space="preserve">. Prior auth in a referral context is in the Referrals guide (3.7).</w:t>
       </w:r>
@@ -4318,19 +4325,19 @@
       </w:pPr>
       <w:r>
         <w:rPr>
+          <w:bCs/>
           <w:b/>
-          <w:bCs/>
         </w:rPr>
         <w:t xml:space="preserve">Questions:</w:t>
       </w:r>
     </w:p>
     <w:p>
       <w:pPr>
-        <w:pStyle w:val="Compact"/>
         <w:numPr>
           <w:ilvl w:val="0"/>
           <w:numId w:val="1009"/>
         </w:numPr>
+        <w:pStyle w:val="Compact"/>
       </w:pPr>
       <w:r>
         <w:t xml:space="preserve">Do any services require prior authorization before scheduling or delivery?</w:t>
@@ -4338,11 +4345,11 @@
     </w:p>
     <w:p>
       <w:pPr>
-        <w:pStyle w:val="Compact"/>
         <w:numPr>
           <w:ilvl w:val="0"/>
           <w:numId w:val="1009"/>
         </w:numPr>
+        <w:pStyle w:val="Compact"/>
       </w:pPr>
       <w:r>
         <w:t xml:space="preserve">How do you check whether auth is required, and track a submitted auth to approval/denial?</w:t>
@@ -4350,11 +4357,11 @@
     </w:p>
     <w:p>
       <w:pPr>
-        <w:pStyle w:val="Compact"/>
         <w:numPr>
           <w:ilvl w:val="0"/>
           <w:numId w:val="1009"/>
         </w:numPr>
+        <w:pStyle w:val="Compact"/>
       </w:pPr>
       <w:r>
         <w:t xml:space="preserve">Must scheduling be gated until authorization clears?</w:t>
@@ -4362,11 +4369,11 @@
     </w:p>
     <w:p>
       <w:pPr>
-        <w:pStyle w:val="Compact"/>
         <w:numPr>
           <w:ilvl w:val="0"/>
           <w:numId w:val="1009"/>
         </w:numPr>
+        <w:pStyle w:val="Compact"/>
       </w:pPr>
       <w:r>
         <w:t xml:space="preserve">Do you owe patients a cost estimate before service (e.g. a Good-Faith Estimate)?</w:t>
@@ -4376,8 +4383,9 @@
       <w:tblPr>
         <w:tblStyle w:val="Table"/>
         <w:tblW w:w="9360" w:type="dxa"/>
+        <w:tblLook w:firstRow="1" w:lastRow="0" w:firstColumn="0" w:lastColumn="0" w:noHBand="0" w:noVBand="0" w:val="0020"/>
+        <w:jc w:val="start"/>
         <w:tblLayout w:type="fixed"/>
-        <w:tblLook w:firstRow="1" w:lastRow="0" w:firstColumn="0" w:lastColumn="0" w:noHBand="0" w:noVBand="0" w:val="0020"/>
       </w:tblPr>
       <w:tblGrid>
         <w:gridCol w:w="3918"/>
@@ -4386,7 +4394,7 @@
       <w:tr>
         <w:trPr>
           <w:cantSplit/>
-          <w:tblHeader w:val="on"/>
+          <w:tblHeader w:val="true"/>
         </w:trPr>
         <w:tc>
           <w:tcPr/>
@@ -4575,7 +4583,7 @@
             <w:r>
               <w:t xml:space="preserve"> </w:t>
             </w:r>
-            <w:hyperlink r:id="rId21">
+            <w:hyperlink r:id="rId32">
               <w:r>
                 <w:rPr>
                   <w:rStyle w:val="Hyperlink"/>
@@ -4655,8 +4663,8 @@
       </w:pPr>
       <w:r>
         <w:rPr>
+          <w:bCs/>
           <w:b/>
-          <w:bCs/>
         </w:rPr>
         <w:t xml:space="preserve">Good-Faith Estimates (No Surprises Act).</w:t>
       </w:r>
@@ -4713,9 +4721,9 @@
         </w:pict>
       </w:r>
     </w:p>
-    <w:bookmarkEnd w:id="22"/>
-    <w:bookmarkEnd w:id="23"/>
-    <w:bookmarkStart w:id="32" w:name="charge-claim-payer"/>
+    <w:bookmarkEnd w:id="33"/>
+    <w:bookmarkEnd w:id="34"/>
+    <w:bookmarkStart w:id="43" w:name="charge-claim-payer"/>
     <w:p>
       <w:pPr>
         <w:pStyle w:val="Heading3"/>
@@ -4730,13 +4738,13 @@
       </w:pPr>
       <w:r>
         <w:rPr>
+          <w:iCs/>
           <w:i/>
-          <w:iCs/>
         </w:rPr>
         <w:t xml:space="preserve">Insurance-claims-specific. Self-pay builds skip to Patient &amp; Operations; pricing (3.5) still applies to self-pay rates and estimates.</w:t>
       </w:r>
     </w:p>
-    <w:bookmarkStart w:id="25" w:name="charge-capture-coding-pricing"/>
+    <w:bookmarkStart w:id="36" w:name="charge-capture-coding-pricing"/>
     <w:p>
       <w:pPr>
         <w:pStyle w:val="Heading4"/>
@@ -4759,19 +4767,19 @@
       </w:pPr>
       <w:r>
         <w:rPr>
+          <w:bCs/>
           <w:b/>
-          <w:bCs/>
         </w:rPr>
         <w:t xml:space="preserve">Questions:</w:t>
       </w:r>
     </w:p>
     <w:p>
       <w:pPr>
-        <w:pStyle w:val="Compact"/>
         <w:numPr>
           <w:ilvl w:val="0"/>
           <w:numId w:val="1010"/>
         </w:numPr>
+        <w:pStyle w:val="Compact"/>
       </w:pPr>
       <w:r>
         <w:t xml:space="preserve">What generates a charge: a completed encounter, an order/procedure, a fulfilled service?</w:t>
@@ -4779,11 +4787,11 @@
     </w:p>
     <w:p>
       <w:pPr>
-        <w:pStyle w:val="Compact"/>
         <w:numPr>
           <w:ilvl w:val="0"/>
           <w:numId w:val="1010"/>
         </w:numPr>
+        <w:pStyle w:val="Compact"/>
       </w:pPr>
       <w:r>
         <w:t xml:space="preserve">Where do codes come from (CPT/HCPCS, ICD-10, modifiers): auto-derived, coder-reviewed, or manual (1.4)?</w:t>
@@ -4791,11 +4799,11 @@
     </w:p>
     <w:p>
       <w:pPr>
-        <w:pStyle w:val="Compact"/>
         <w:numPr>
           <w:ilvl w:val="0"/>
           <w:numId w:val="1010"/>
         </w:numPr>
+        <w:pStyle w:val="Compact"/>
       </w:pPr>
       <w:r>
         <w:t xml:space="preserve">Is pricing a single fee schedule, or does it vary by payer contract?</w:t>
@@ -4803,11 +4811,11 @@
     </w:p>
     <w:p>
       <w:pPr>
-        <w:pStyle w:val="Compact"/>
         <w:numPr>
           <w:ilvl w:val="0"/>
           <w:numId w:val="1010"/>
         </w:numPr>
+        <w:pStyle w:val="Compact"/>
       </w:pPr>
       <w:r>
         <w:t xml:space="preserve">Who reviews coding before a claim is built, and how do exceptions surface?</w:t>
@@ -4817,8 +4825,9 @@
       <w:tblPr>
         <w:tblStyle w:val="Table"/>
         <w:tblW w:w="9360" w:type="dxa"/>
+        <w:tblLook w:firstRow="1" w:lastRow="0" w:firstColumn="0" w:lastColumn="0" w:noHBand="0" w:noVBand="0" w:val="0020"/>
+        <w:jc w:val="start"/>
         <w:tblLayout w:type="fixed"/>
-        <w:tblLook w:firstRow="1" w:lastRow="0" w:firstColumn="0" w:lastColumn="0" w:noHBand="0" w:noVBand="0" w:val="0020"/>
       </w:tblPr>
       <w:tblGrid>
         <w:gridCol w:w="3289"/>
@@ -4827,7 +4836,7 @@
       <w:tr>
         <w:trPr>
           <w:cantSplit/>
-          <w:tblHeader w:val="on"/>
+          <w:tblHeader w:val="true"/>
         </w:trPr>
         <w:tc>
           <w:tcPr/>
@@ -4996,7 +5005,7 @@
             <w:r>
               <w:t xml:space="preserve"> </w:t>
             </w:r>
-            <w:hyperlink r:id="rId24">
+            <w:hyperlink r:id="rId35">
               <w:r>
                 <w:rPr>
                   <w:rStyle w:val="VerbatimChar"/>
@@ -5146,8 +5155,8 @@
         </w:tc>
       </w:tr>
     </w:tbl>
-    <w:bookmarkEnd w:id="25"/>
-    <w:bookmarkStart w:id="29" w:name="claim-assembly-submission"/>
+    <w:bookmarkEnd w:id="36"/>
+    <w:bookmarkStart w:id="40" w:name="claim-assembly-submission"/>
     <w:p>
       <w:pPr>
         <w:pStyle w:val="Heading4"/>
@@ -5170,8 +5179,8 @@
       </w:pPr>
       <w:r>
         <w:rPr>
+          <w:bCs/>
           <w:b/>
-          <w:bCs/>
         </w:rPr>
         <w:t xml:space="preserve">⚠ One-way door:</w:t>
       </w:r>
@@ -5218,19 +5227,19 @@
       </w:pPr>
       <w:r>
         <w:rPr>
+          <w:bCs/>
           <w:b/>
-          <w:bCs/>
         </w:rPr>
         <w:t xml:space="preserve">Questions:</w:t>
       </w:r>
     </w:p>
     <w:p>
       <w:pPr>
-        <w:pStyle w:val="Compact"/>
         <w:numPr>
           <w:ilvl w:val="0"/>
           <w:numId w:val="1011"/>
         </w:numPr>
+        <w:pStyle w:val="Compact"/>
       </w:pPr>
       <w:r>
         <w:t xml:space="preserve">Are you billing as an organization or an individual provider?</w:t>
@@ -5238,11 +5247,11 @@
     </w:p>
     <w:p>
       <w:pPr>
-        <w:pStyle w:val="Compact"/>
         <w:numPr>
           <w:ilvl w:val="0"/>
           <w:numId w:val="1011"/>
         </w:numPr>
+        <w:pStyle w:val="Compact"/>
       </w:pPr>
       <w:r>
         <w:t xml:space="preserve">Which submission path(s), and does it vary by payer (electronic for most, paper/portal for some)?</w:t>
@@ -5250,11 +5259,11 @@
     </w:p>
     <w:p>
       <w:pPr>
-        <w:pStyle w:val="Compact"/>
         <w:numPr>
           <w:ilvl w:val="0"/>
           <w:numId w:val="1011"/>
         </w:numPr>
+        <w:pStyle w:val="Compact"/>
       </w:pPr>
       <w:r>
         <w:t xml:space="preserve">What validation must pass before submission, and where do failures surface?</w:t>
@@ -5262,11 +5271,11 @@
     </w:p>
     <w:p>
       <w:pPr>
-        <w:pStyle w:val="Compact"/>
         <w:numPr>
           <w:ilvl w:val="0"/>
           <w:numId w:val="1011"/>
         </w:numPr>
+        <w:pStyle w:val="Compact"/>
       </w:pPr>
       <w:r>
         <w:t xml:space="preserve">Do you submit secondary claims after the primary pays (coordination of benefits)?</w:t>
@@ -5276,8 +5285,9 @@
       <w:tblPr>
         <w:tblStyle w:val="Table"/>
         <w:tblW w:w="9360" w:type="dxa"/>
+        <w:tblLook w:firstRow="1" w:lastRow="0" w:firstColumn="0" w:lastColumn="0" w:noHBand="0" w:noVBand="0" w:val="0020"/>
+        <w:jc w:val="start"/>
         <w:tblLayout w:type="fixed"/>
-        <w:tblLook w:firstRow="1" w:lastRow="0" w:firstColumn="0" w:lastColumn="0" w:noHBand="0" w:noVBand="0" w:val="0020"/>
       </w:tblPr>
       <w:tblGrid>
         <w:gridCol w:w="4449"/>
@@ -5286,7 +5296,7 @@
       <w:tr>
         <w:trPr>
           <w:cantSplit/>
-          <w:tblHeader w:val="on"/>
+          <w:tblHeader w:val="true"/>
         </w:trPr>
         <w:tc>
           <w:tcPr/>
@@ -5578,7 +5588,7 @@
               <w:pStyle w:val="Compact"/>
               <w:jc w:val="left"/>
             </w:pPr>
-            <w:hyperlink r:id="rId26">
+            <w:hyperlink r:id="rId37">
               <w:r>
                 <w:rPr>
                   <w:rStyle w:val="VerbatimChar"/>
@@ -5595,7 +5605,7 @@
             <w:r>
               <w:t xml:space="preserve"> </w:t>
             </w:r>
-            <w:hyperlink r:id="rId27">
+            <w:hyperlink r:id="rId38">
               <w:r>
                 <w:rPr>
                   <w:rStyle w:val="Hyperlink"/>
@@ -5650,7 +5660,7 @@
             <w:r>
               <w:t xml:space="preserve"> </w:t>
             </w:r>
-            <w:hyperlink r:id="rId28">
+            <w:hyperlink r:id="rId39">
               <w:r>
                 <w:rPr>
                   <w:rStyle w:val="Hyperlink"/>
@@ -5777,8 +5787,8 @@
         </w:tc>
       </w:tr>
     </w:tbl>
-    <w:bookmarkEnd w:id="29"/>
-    <w:bookmarkStart w:id="30" w:name="payer-responses-remittance-posting"/>
+    <w:bookmarkEnd w:id="40"/>
+    <w:bookmarkStart w:id="41" w:name="payer-responses-remittance-posting"/>
     <w:p>
       <w:pPr>
         <w:pStyle w:val="Heading4"/>
@@ -5799,8 +5809,8 @@
       </w:r>
       <w:r>
         <w:rPr>
+          <w:iCs/>
           <w:i/>
-          <w:iCs/>
         </w:rPr>
         <w:t xml:space="preserve">277CA</w:t>
       </w:r>
@@ -5815,8 +5825,8 @@
       </w:r>
       <w:r>
         <w:rPr>
+          <w:iCs/>
           <w:i/>
-          <w:iCs/>
         </w:rPr>
         <w:t xml:space="preserve">835 ERA</w:t>
       </w:r>
@@ -5833,30 +5843,30 @@
       </w:pPr>
       <w:r>
         <w:rPr>
+          <w:iCs/>
           <w:i/>
-          <w:iCs/>
         </w:rPr>
         <w:t xml:space="preserve">Note: applies to the clearinghouse path, and the row specifics reflect the current integration. With an RCM partner, the partner owns response handling and posting; what flows back is its billing</w:t>
       </w:r>
       <w:r>
         <w:rPr>
+          <w:iCs/>
           <w:i/>
-          <w:iCs/>
         </w:rPr>
         <w:t xml:space="preserve"> </w:t>
       </w:r>
       <w:r>
         <w:rPr>
           <w:rStyle w:val="VerbatimChar"/>
+          <w:iCs/>
           <w:i/>
-          <w:iCs/>
         </w:rPr>
         <w:t xml:space="preserve">Task</w:t>
       </w:r>
       <w:r>
         <w:rPr>
+          <w:iCs/>
           <w:i/>
-          <w:iCs/>
         </w:rPr>
         <w:t xml:space="preserve">s.</w:t>
       </w:r>
@@ -5867,19 +5877,19 @@
       </w:pPr>
       <w:r>
         <w:rPr>
+          <w:bCs/>
           <w:b/>
-          <w:bCs/>
         </w:rPr>
         <w:t xml:space="preserve">Questions:</w:t>
       </w:r>
     </w:p>
     <w:p>
       <w:pPr>
-        <w:pStyle w:val="Compact"/>
         <w:numPr>
           <w:ilvl w:val="0"/>
           <w:numId w:val="1012"/>
         </w:numPr>
+        <w:pStyle w:val="Compact"/>
       </w:pPr>
       <w:r>
         <w:t xml:space="preserve">How do responses arrive: webhook push, polling, or partner API?</w:t>
@@ -5887,11 +5897,11 @@
     </w:p>
     <w:p>
       <w:pPr>
-        <w:pStyle w:val="Compact"/>
         <w:numPr>
           <w:ilvl w:val="0"/>
           <w:numId w:val="1012"/>
         </w:numPr>
+        <w:pStyle w:val="Compact"/>
       </w:pPr>
       <w:r>
         <w:t xml:space="preserve">How do you match a response to the originating claim?</w:t>
@@ -5899,11 +5909,11 @@
     </w:p>
     <w:p>
       <w:pPr>
-        <w:pStyle w:val="Compact"/>
         <w:numPr>
           <w:ilvl w:val="0"/>
           <w:numId w:val="1012"/>
         </w:numPr>
+        <w:pStyle w:val="Compact"/>
       </w:pPr>
       <w:r>
         <w:t xml:space="preserve">How do payer payments and adjustments post to the account?</w:t>
@@ -5911,11 +5921,11 @@
     </w:p>
     <w:p>
       <w:pPr>
-        <w:pStyle w:val="Compact"/>
         <w:numPr>
           <w:ilvl w:val="0"/>
           <w:numId w:val="1012"/>
         </w:numPr>
+        <w:pStyle w:val="Compact"/>
       </w:pPr>
       <w:r>
         <w:t xml:space="preserve">What share posts automatically vs. needs review?</w:t>
@@ -5925,8 +5935,9 @@
       <w:tblPr>
         <w:tblStyle w:val="Table"/>
         <w:tblW w:w="9360" w:type="dxa"/>
+        <w:tblLook w:firstRow="1" w:lastRow="0" w:firstColumn="0" w:lastColumn="0" w:noHBand="0" w:noVBand="0" w:val="0020"/>
+        <w:jc w:val="start"/>
         <w:tblLayout w:type="fixed"/>
-        <w:tblLook w:firstRow="1" w:lastRow="0" w:firstColumn="0" w:lastColumn="0" w:noHBand="0" w:noVBand="0" w:val="0020"/>
       </w:tblPr>
       <w:tblGrid>
         <w:gridCol w:w="3474"/>
@@ -5935,7 +5946,7 @@
       <w:tr>
         <w:trPr>
           <w:cantSplit/>
-          <w:tblHeader w:val="on"/>
+          <w:tblHeader w:val="true"/>
         </w:trPr>
         <w:tc>
           <w:tcPr/>
@@ -6257,8 +6268,8 @@
         </w:tc>
       </w:tr>
     </w:tbl>
-    <w:bookmarkEnd w:id="30"/>
-    <w:bookmarkStart w:id="31" w:name="denials-rejections-resubmission"/>
+    <w:bookmarkEnd w:id="41"/>
+    <w:bookmarkStart w:id="42" w:name="denials-rejections-resubmission"/>
     <w:p>
       <w:pPr>
         <w:pStyle w:val="Heading4"/>
@@ -6281,30 +6292,30 @@
       </w:pPr>
       <w:r>
         <w:rPr>
+          <w:iCs/>
           <w:i/>
-          <w:iCs/>
         </w:rPr>
         <w:t xml:space="preserve">Note: The rows below are one FHIR approach to denial handling; validate against your workflow. On the clearinghouse path you build this in Medplum; with an RCM partner, denials are worked on the partner platform and surface back as synced</w:t>
       </w:r>
       <w:r>
         <w:rPr>
+          <w:iCs/>
           <w:i/>
-          <w:iCs/>
         </w:rPr>
         <w:t xml:space="preserve"> </w:t>
       </w:r>
       <w:r>
         <w:rPr>
           <w:rStyle w:val="VerbatimChar"/>
+          <w:iCs/>
           <w:i/>
-          <w:iCs/>
         </w:rPr>
         <w:t xml:space="preserve">Task</w:t>
       </w:r>
       <w:r>
         <w:rPr>
+          <w:iCs/>
           <w:i/>
-          <w:iCs/>
         </w:rPr>
         <w:t xml:space="preserve">s.</w:t>
       </w:r>
@@ -6315,19 +6326,19 @@
       </w:pPr>
       <w:r>
         <w:rPr>
+          <w:bCs/>
           <w:b/>
-          <w:bCs/>
         </w:rPr>
         <w:t xml:space="preserve">Questions:</w:t>
       </w:r>
     </w:p>
     <w:p>
       <w:pPr>
-        <w:pStyle w:val="Compact"/>
         <w:numPr>
           <w:ilvl w:val="0"/>
           <w:numId w:val="1013"/>
         </w:numPr>
+        <w:pStyle w:val="Compact"/>
       </w:pPr>
       <w:r>
         <w:t xml:space="preserve">Do you work front-end rejections (277CA) differently from adjudicated denials (835)?</w:t>
@@ -6335,11 +6346,11 @@
     </w:p>
     <w:p>
       <w:pPr>
-        <w:pStyle w:val="Compact"/>
         <w:numPr>
           <w:ilvl w:val="0"/>
           <w:numId w:val="1013"/>
         </w:numPr>
+        <w:pStyle w:val="Compact"/>
       </w:pPr>
       <w:r>
         <w:t xml:space="preserve">When you fix and resend, is it a corrected claim or a fresh submission?</w:t>
@@ -6347,11 +6358,11 @@
     </w:p>
     <w:p>
       <w:pPr>
-        <w:pStyle w:val="Compact"/>
         <w:numPr>
           <w:ilvl w:val="0"/>
           <w:numId w:val="1013"/>
         </w:numPr>
+        <w:pStyle w:val="Compact"/>
       </w:pPr>
       <w:r>
         <w:t xml:space="preserve">Do you track appeals (deadlines, supporting documentation, outcome)?</w:t>
@@ -6359,11 +6370,11 @@
     </w:p>
     <w:p>
       <w:pPr>
-        <w:pStyle w:val="Compact"/>
         <w:numPr>
           <w:ilvl w:val="0"/>
           <w:numId w:val="1013"/>
         </w:numPr>
+        <w:pStyle w:val="Compact"/>
       </w:pPr>
       <w:r>
         <w:t xml:space="preserve">How do staff find claims that need work?</w:t>
@@ -6373,8 +6384,9 @@
       <w:tblPr>
         <w:tblStyle w:val="Table"/>
         <w:tblW w:w="9360" w:type="dxa"/>
+        <w:tblLook w:firstRow="1" w:lastRow="0" w:firstColumn="0" w:lastColumn="0" w:noHBand="0" w:noVBand="0" w:val="0020"/>
+        <w:jc w:val="start"/>
         <w:tblLayout w:type="fixed"/>
-        <w:tblLook w:firstRow="1" w:lastRow="0" w:firstColumn="0" w:lastColumn="0" w:noHBand="0" w:noVBand="0" w:val="0020"/>
       </w:tblPr>
       <w:tblGrid>
         <w:gridCol w:w="2769"/>
@@ -6383,7 +6395,7 @@
       <w:tr>
         <w:trPr>
           <w:cantSplit/>
-          <w:tblHeader w:val="on"/>
+          <w:tblHeader w:val="true"/>
         </w:trPr>
         <w:tc>
           <w:tcPr/>
@@ -6668,9 +6680,9 @@
         </w:pict>
       </w:r>
     </w:p>
-    <w:bookmarkEnd w:id="31"/>
-    <w:bookmarkEnd w:id="32"/>
-    <w:bookmarkStart w:id="36" w:name="patient-operations"/>
+    <w:bookmarkEnd w:id="42"/>
+    <w:bookmarkEnd w:id="43"/>
+    <w:bookmarkStart w:id="47" w:name="patient-operations"/>
     <w:p>
       <w:pPr>
         <w:pStyle w:val="Heading3"/>
@@ -6679,7 +6691,7 @@
         <w:t xml:space="preserve">Patient &amp; Operations</w:t>
       </w:r>
     </w:p>
-    <w:bookmarkStart w:id="34" w:name="patient-responsibility-self-pay"/>
+    <w:bookmarkStart w:id="45" w:name="patient-responsibility-self-pay"/>
     <w:p>
       <w:pPr>
         <w:pStyle w:val="Heading4"/>
@@ -6702,19 +6714,19 @@
       </w:pPr>
       <w:r>
         <w:rPr>
+          <w:bCs/>
           <w:b/>
-          <w:bCs/>
         </w:rPr>
         <w:t xml:space="preserve">Questions:</w:t>
       </w:r>
     </w:p>
     <w:p>
       <w:pPr>
-        <w:pStyle w:val="Compact"/>
         <w:numPr>
           <w:ilvl w:val="0"/>
           <w:numId w:val="1014"/>
         </w:numPr>
+        <w:pStyle w:val="Compact"/>
       </w:pPr>
       <w:r>
         <w:t xml:space="preserve">What balances do you bill: post-adjudication responsibility, self-pay, or both?</w:t>
@@ -6722,11 +6734,11 @@
     </w:p>
     <w:p>
       <w:pPr>
-        <w:pStyle w:val="Compact"/>
         <w:numPr>
           <w:ilvl w:val="0"/>
           <w:numId w:val="1014"/>
         </w:numPr>
+        <w:pStyle w:val="Compact"/>
       </w:pPr>
       <w:r>
         <w:t xml:space="preserve">Do you issue statements, and on what cadence?</w:t>
@@ -6734,11 +6746,11 @@
     </w:p>
     <w:p>
       <w:pPr>
-        <w:pStyle w:val="Compact"/>
         <w:numPr>
           <w:ilvl w:val="0"/>
           <w:numId w:val="1014"/>
         </w:numPr>
+        <w:pStyle w:val="Compact"/>
       </w:pPr>
       <w:r>
         <w:t xml:space="preserve">Do you take online payment / card on file, through which processor?</w:t>
@@ -6746,11 +6758,11 @@
     </w:p>
     <w:p>
       <w:pPr>
-        <w:pStyle w:val="Compact"/>
         <w:numPr>
           <w:ilvl w:val="0"/>
           <w:numId w:val="1014"/>
         </w:numPr>
+        <w:pStyle w:val="Compact"/>
       </w:pPr>
       <w:r>
         <w:t xml:space="preserve">For out-of-network patients, do you provide a superbill instead of billing the payer?</w:t>
@@ -6760,8 +6772,9 @@
       <w:tblPr>
         <w:tblStyle w:val="Table"/>
         <w:tblW w:w="9360" w:type="dxa"/>
+        <w:tblLook w:firstRow="1" w:lastRow="0" w:firstColumn="0" w:lastColumn="0" w:noHBand="0" w:noVBand="0" w:val="0020"/>
+        <w:jc w:val="start"/>
         <w:tblLayout w:type="fixed"/>
-        <w:tblLook w:firstRow="1" w:lastRow="0" w:firstColumn="0" w:lastColumn="0" w:noHBand="0" w:noVBand="0" w:val="0020"/>
       </w:tblPr>
       <w:tblGrid>
         <w:gridCol w:w="2769"/>
@@ -6770,7 +6783,7 @@
       <w:tr>
         <w:trPr>
           <w:cantSplit/>
-          <w:tblHeader w:val="on"/>
+          <w:tblHeader w:val="true"/>
         </w:trPr>
         <w:tc>
           <w:tcPr/>
@@ -6879,7 +6892,7 @@
             <w:r>
               <w:t xml:space="preserve"> </w:t>
             </w:r>
-            <w:hyperlink r:id="rId33">
+            <w:hyperlink r:id="rId44">
               <w:r>
                 <w:rPr>
                   <w:rStyle w:val="Hyperlink"/>
@@ -6979,8 +6992,8 @@
         </w:tc>
       </w:tr>
     </w:tbl>
-    <w:bookmarkEnd w:id="34"/>
-    <w:bookmarkStart w:id="35" w:name="X049947f717209432e3ed0886946115a697797dd"/>
+    <w:bookmarkEnd w:id="45"/>
+    <w:bookmarkStart w:id="46" w:name="X049947f717209432e3ed0886946115a697797dd"/>
     <w:p>
       <w:pPr>
         <w:pStyle w:val="Heading4"/>
@@ -7003,8 +7016,8 @@
       </w:pPr>
       <w:r>
         <w:rPr>
+          <w:iCs/>
           <w:i/>
-          <w:iCs/>
         </w:rPr>
         <w:t xml:space="preserve">Note: The rows below are one FHIR approach to AR tracking; validate against your reporting needs. Most relevant on the clearinghouse path; an RCM partner owns AR and reporting.</w:t>
       </w:r>
@@ -7015,19 +7028,19 @@
       </w:pPr>
       <w:r>
         <w:rPr>
+          <w:bCs/>
           <w:b/>
-          <w:bCs/>
         </w:rPr>
         <w:t xml:space="preserve">Questions:</w:t>
       </w:r>
     </w:p>
     <w:p>
       <w:pPr>
-        <w:pStyle w:val="Compact"/>
         <w:numPr>
           <w:ilvl w:val="0"/>
           <w:numId w:val="1015"/>
         </w:numPr>
+        <w:pStyle w:val="Compact"/>
       </w:pPr>
       <w:r>
         <w:t xml:space="preserve">What lifecycle states matter (e.g. draft → submitted → accepted → paid → denied → closed)?</w:t>
@@ -7035,11 +7048,11 @@
     </w:p>
     <w:p>
       <w:pPr>
-        <w:pStyle w:val="Compact"/>
         <w:numPr>
           <w:ilvl w:val="0"/>
           <w:numId w:val="1015"/>
         </w:numPr>
+        <w:pStyle w:val="Compact"/>
       </w:pPr>
       <w:r>
         <w:t xml:space="preserve">How do you standardize states so queues, reports, and integrations agree?</w:t>
@@ -7047,11 +7060,11 @@
     </w:p>
     <w:p>
       <w:pPr>
-        <w:pStyle w:val="Compact"/>
         <w:numPr>
           <w:ilvl w:val="0"/>
           <w:numId w:val="1015"/>
         </w:numPr>
+        <w:pStyle w:val="Compact"/>
       </w:pPr>
       <w:r>
         <w:t xml:space="preserve">Do you track aging (days since submission, days pending) and AR buckets?</w:t>
@@ -7059,11 +7072,11 @@
     </w:p>
     <w:p>
       <w:pPr>
-        <w:pStyle w:val="Compact"/>
         <w:numPr>
           <w:ilvl w:val="0"/>
           <w:numId w:val="1015"/>
         </w:numPr>
+        <w:pStyle w:val="Compact"/>
       </w:pPr>
       <w:r>
         <w:t xml:space="preserve">How do staff find overdue or stuck claims and balances?</w:t>
@@ -7073,8 +7086,9 @@
       <w:tblPr>
         <w:tblStyle w:val="Table"/>
         <w:tblW w:w="9360" w:type="dxa"/>
+        <w:tblLook w:firstRow="1" w:lastRow="0" w:firstColumn="0" w:lastColumn="0" w:noHBand="0" w:noVBand="0" w:val="0020"/>
+        <w:jc w:val="start"/>
         <w:tblLayout w:type="fixed"/>
-        <w:tblLook w:firstRow="1" w:lastRow="0" w:firstColumn="0" w:lastColumn="0" w:noHBand="0" w:noVBand="0" w:val="0020"/>
       </w:tblPr>
       <w:tblGrid>
         <w:gridCol w:w="2880"/>
@@ -7083,7 +7097,7 @@
       <w:tr>
         <w:trPr>
           <w:cantSplit/>
-          <w:tblHeader w:val="on"/>
+          <w:tblHeader w:val="true"/>
         </w:trPr>
         <w:tc>
           <w:tcPr/>
@@ -7318,9 +7332,9 @@
         </w:pict>
       </w:r>
     </w:p>
-    <w:bookmarkEnd w:id="35"/>
-    <w:bookmarkEnd w:id="36"/>
-    <w:bookmarkStart w:id="40" w:name="value-based"/>
+    <w:bookmarkEnd w:id="46"/>
+    <w:bookmarkEnd w:id="47"/>
+    <w:bookmarkStart w:id="51" w:name="value-based"/>
     <w:p>
       <w:pPr>
         <w:pStyle w:val="Heading3"/>
@@ -7329,7 +7343,7 @@
         <w:t xml:space="preserve">Value-Based</w:t>
       </w:r>
     </w:p>
-    <w:bookmarkStart w:id="39" w:name="value-based-capitation"/>
+    <w:bookmarkStart w:id="50" w:name="value-based-capitation"/>
     <w:p>
       <w:pPr>
         <w:pStyle w:val="Heading4"/>
@@ -7352,32 +7366,32 @@
       </w:pPr>
       <w:r>
         <w:rPr>
+          <w:iCs/>
           <w:i/>
-          <w:iCs/>
         </w:rPr>
         <w:t xml:space="preserve">Note: Quality measurement uses documented operations; the financial rows are one FHIR approach to validate against your contracts. Quality/HEDIS reporting overlaps clinical analytics; see</w:t>
       </w:r>
       <w:r>
         <w:rPr>
+          <w:iCs/>
           <w:i/>
-          <w:iCs/>
         </w:rPr>
         <w:t xml:space="preserve"> </w:t>
       </w:r>
-      <w:hyperlink r:id="rId37">
+      <w:hyperlink r:id="rId48">
         <w:r>
           <w:rPr>
             <w:rStyle w:val="Hyperlink"/>
+            <w:iCs/>
             <w:i/>
-            <w:iCs/>
           </w:rPr>
           <w:t xml:space="preserve">Analytics</w:t>
         </w:r>
       </w:hyperlink>
       <w:r>
         <w:rPr>
+          <w:iCs/>
           <w:i/>
-          <w:iCs/>
         </w:rPr>
         <w:t xml:space="preserve">.</w:t>
       </w:r>
@@ -7388,19 +7402,19 @@
       </w:pPr>
       <w:r>
         <w:rPr>
+          <w:bCs/>
           <w:b/>
-          <w:bCs/>
         </w:rPr>
         <w:t xml:space="preserve">Questions:</w:t>
       </w:r>
     </w:p>
     <w:p>
       <w:pPr>
-        <w:pStyle w:val="Compact"/>
         <w:numPr>
           <w:ilvl w:val="0"/>
           <w:numId w:val="1016"/>
         </w:numPr>
+        <w:pStyle w:val="Compact"/>
       </w:pPr>
       <w:r>
         <w:t xml:space="preserve">Which contracts are capitated or risk-based, and which members are attributed to you?</w:t>
@@ -7408,11 +7422,11 @@
     </w:p>
     <w:p>
       <w:pPr>
-        <w:pStyle w:val="Compact"/>
         <w:numPr>
           <w:ilvl w:val="0"/>
           <w:numId w:val="1016"/>
         </w:numPr>
+        <w:pStyle w:val="Compact"/>
       </w:pPr>
       <w:r>
         <w:t xml:space="preserve">Which quality measures (eCQM, HEDIS, stars) are you accountable for?</w:t>
@@ -7420,11 +7434,11 @@
     </w:p>
     <w:p>
       <w:pPr>
-        <w:pStyle w:val="Compact"/>
         <w:numPr>
           <w:ilvl w:val="0"/>
           <w:numId w:val="1016"/>
         </w:numPr>
+        <w:pStyle w:val="Compact"/>
       </w:pPr>
       <w:r>
         <w:t xml:space="preserve">Do you still submit claims or encounter data when capitated (for risk adjustment and measurement)?</w:t>
@@ -7432,11 +7446,11 @@
     </w:p>
     <w:p>
       <w:pPr>
-        <w:pStyle w:val="Compact"/>
         <w:numPr>
           <w:ilvl w:val="0"/>
           <w:numId w:val="1016"/>
         </w:numPr>
+        <w:pStyle w:val="Compact"/>
       </w:pPr>
       <w:r>
         <w:t xml:space="preserve">How are capitation payments and any shared-savings settlement reconciled?</w:t>
@@ -7446,8 +7460,9 @@
       <w:tblPr>
         <w:tblStyle w:val="Table"/>
         <w:tblW w:w="9360" w:type="dxa"/>
+        <w:tblLook w:firstRow="1" w:lastRow="0" w:firstColumn="0" w:lastColumn="0" w:noHBand="0" w:noVBand="0" w:val="0020"/>
+        <w:jc w:val="start"/>
         <w:tblLayout w:type="fixed"/>
-        <w:tblLook w:firstRow="1" w:lastRow="0" w:firstColumn="0" w:lastColumn="0" w:noHBand="0" w:noVBand="0" w:val="0020"/>
       </w:tblPr>
       <w:tblGrid>
         <w:gridCol w:w="4156"/>
@@ -7456,7 +7471,7 @@
       <w:tr>
         <w:trPr>
           <w:cantSplit/>
-          <w:tblHeader w:val="on"/>
+          <w:tblHeader w:val="true"/>
         </w:trPr>
         <w:tc>
           <w:tcPr/>
@@ -7601,7 +7616,7 @@
             <w:r>
               <w:t xml:space="preserve"> </w:t>
             </w:r>
-            <w:hyperlink r:id="rId38">
+            <w:hyperlink r:id="rId49">
               <w:r>
                 <w:rPr>
                   <w:rStyle w:val="VerbatimChar"/>
@@ -7615,7 +7630,7 @@
             <w:r>
               <w:t xml:space="preserve"> </w:t>
             </w:r>
-            <w:hyperlink r:id="rId37">
+            <w:hyperlink r:id="rId48">
               <w:r>
                 <w:rPr>
                   <w:rStyle w:val="Hyperlink"/>
@@ -7769,10 +7784,10 @@
         </w:pict>
       </w:r>
     </w:p>
-    <w:bookmarkEnd w:id="39"/>
-    <w:bookmarkEnd w:id="40"/>
-    <w:bookmarkEnd w:id="41"/>
-    <w:bookmarkStart w:id="47" w:name="related-integrations"/>
+    <w:bookmarkEnd w:id="50"/>
+    <w:bookmarkEnd w:id="51"/>
+    <w:bookmarkEnd w:id="52"/>
+    <w:bookmarkStart w:id="58" w:name="related-integrations"/>
     <w:p>
       <w:pPr>
         <w:pStyle w:val="Heading2"/>
@@ -7791,18 +7806,18 @@
     </w:p>
     <w:p>
       <w:pPr>
-        <w:pStyle w:val="Compact"/>
         <w:numPr>
           <w:ilvl w:val="0"/>
           <w:numId w:val="1017"/>
         </w:numPr>
-      </w:pPr>
-      <w:hyperlink r:id="rId42">
+        <w:pStyle w:val="Compact"/>
+      </w:pPr>
+      <w:hyperlink r:id="rId53">
         <w:r>
           <w:rPr>
             <w:rStyle w:val="Hyperlink"/>
+            <w:bCs/>
             <w:b/>
-            <w:bCs/>
           </w:rPr>
           <w:t xml:space="preserve">Stedi</w:t>
         </w:r>
@@ -7816,7 +7831,7 @@
       <w:r>
         <w:t xml:space="preserve"> </w:t>
       </w:r>
-      <w:hyperlink r:id="rId43">
+      <w:hyperlink r:id="rId54">
         <w:r>
           <w:rPr>
             <w:rStyle w:val="Hyperlink"/>
@@ -7833,7 +7848,7 @@
       <w:r>
         <w:t xml:space="preserve"> </w:t>
       </w:r>
-      <w:hyperlink r:id="rId44">
+      <w:hyperlink r:id="rId55">
         <w:r>
           <w:rPr>
             <w:rStyle w:val="Hyperlink"/>
@@ -7850,7 +7865,7 @@
       <w:r>
         <w:t xml:space="preserve"> </w:t>
       </w:r>
-      <w:hyperlink r:id="rId45">
+      <w:hyperlink r:id="rId56">
         <w:r>
           <w:rPr>
             <w:rStyle w:val="Hyperlink"/>
@@ -7864,18 +7879,18 @@
     </w:p>
     <w:p>
       <w:pPr>
-        <w:pStyle w:val="Compact"/>
         <w:numPr>
           <w:ilvl w:val="0"/>
           <w:numId w:val="1017"/>
         </w:numPr>
-      </w:pPr>
-      <w:hyperlink r:id="rId46">
+        <w:pStyle w:val="Compact"/>
+      </w:pPr>
+      <w:hyperlink r:id="rId57">
         <w:r>
           <w:rPr>
             <w:rStyle w:val="Hyperlink"/>
+            <w:bCs/>
             <w:b/>
-            <w:bCs/>
           </w:rPr>
           <w:t xml:space="preserve">Candid Health</w:t>
         </w:r>
@@ -7902,8 +7917,8 @@
         <w:t xml:space="preserve">resources.</w:t>
       </w:r>
     </w:p>
-    <w:bookmarkEnd w:id="47"/>
-    <w:bookmarkEnd w:id="48"/>
+    <w:bookmarkEnd w:id="58"/>
+    <w:bookmarkEnd w:id="59"/>
     <w:sectPr>
       <w:pgSz w:h="15840" w:w="12240"/>
       <w:pgMar w:bottom="1440" w:footer="720" w:gutter="0" w:header="720" w:left="1440" w:right="1440" w:top="1440"/>
@@ -7941,14 +7956,14 @@
 <file path=word/numbering.xml><?xml version="1.0" encoding="utf-8"?>
 <w:numbering xmlns:w="http://schemas.openxmlformats.org/wordprocessingml/2006/main">
   <w:abstractNum w:abstractNumId="990">
-    <w:nsid w:val="0000A990"/>
+    <w:nsid w:val="A990"/>
     <w:multiLevelType w:val="multilevel"/>
     <w:lvl w:ilvl="0">
       <w:numFmt w:val="bullet"/>
       <w:lvlText w:val=" "/>
       <w:lvlJc w:val="left"/>
       <w:pPr>
-        <w:ind w:left="720" w:hanging="360"/>
+        <w:ind w:left="720" w:hanging="480"/>
       </w:pPr>
     </w:lvl>
     <w:lvl w:ilvl="1">
@@ -7956,7 +7971,7 @@
       <w:lvlText w:val=" "/>
       <w:lvlJc w:val="left"/>
       <w:pPr>
-        <w:ind w:left="1440" w:hanging="360"/>
+        <w:ind w:left="1440" w:hanging="480"/>
       </w:pPr>
     </w:lvl>
     <w:lvl w:ilvl="2">
@@ -7964,7 +7979,7 @@
       <w:lvlText w:val=" "/>
       <w:lvlJc w:val="left"/>
       <w:pPr>
-        <w:ind w:left="2160" w:hanging="360"/>
+        <w:ind w:left="2160" w:hanging="480"/>
       </w:pPr>
     </w:lvl>
     <w:lvl w:ilvl="3">
@@ -7972,7 +7987,7 @@
       <w:lvlText w:val=" "/>
       <w:lvlJc w:val="left"/>
       <w:pPr>
-        <w:ind w:left="2880" w:hanging="360"/>
+        <w:ind w:left="2880" w:hanging="480"/>
       </w:pPr>
     </w:lvl>
     <w:lvl w:ilvl="4">
@@ -7980,7 +7995,7 @@
       <w:lvlText w:val=" "/>
       <w:lvlJc w:val="left"/>
       <w:pPr>
-        <w:ind w:left="3600" w:hanging="360"/>
+        <w:ind w:left="3600" w:hanging="480"/>
       </w:pPr>
     </w:lvl>
     <w:lvl w:ilvl="5">
@@ -7988,7 +8003,7 @@
       <w:lvlText w:val=" "/>
       <w:lvlJc w:val="left"/>
       <w:pPr>
-        <w:ind w:left="4320" w:hanging="360"/>
+        <w:ind w:left="4320" w:hanging="480"/>
       </w:pPr>
     </w:lvl>
     <w:lvl w:ilvl="6">
@@ -7996,7 +8011,7 @@
       <w:lvlText w:val=" "/>
       <w:lvlJc w:val="left"/>
       <w:pPr>
-        <w:ind w:left="5040" w:hanging="360"/>
+        <w:ind w:left="5040" w:hanging="480"/>
       </w:pPr>
     </w:lvl>
     <w:lvl w:ilvl="7">
@@ -8004,7 +8019,7 @@
       <w:lvlText w:val=" "/>
       <w:lvlJc w:val="left"/>
       <w:pPr>
-        <w:ind w:left="5760" w:hanging="360"/>
+        <w:ind w:left="5760" w:hanging="480"/>
       </w:pPr>
     </w:lvl>
     <w:lvl w:ilvl="8">
@@ -8012,111 +8027,84 @@
       <w:lvlText w:val=" "/>
       <w:lvlJc w:val="left"/>
       <w:pPr>
-        <w:ind w:left="6480" w:hanging="360"/>
+        <w:ind w:left="6480" w:hanging="480"/>
       </w:pPr>
     </w:lvl>
   </w:abstractNum>
   <w:abstractNum w:abstractNumId="991">
-    <w:nsid w:val="0000A991"/>
+    <w:nsid w:val="A991"/>
     <w:multiLevelType w:val="multilevel"/>
     <w:lvl w:ilvl="0">
       <w:numFmt w:val="bullet"/>
-      <w:lvlText w:val=""/>
+      <w:lvlText w:val="•"/>
       <w:lvlJc w:val="left"/>
       <w:pPr>
-        <w:ind w:left="720" w:hanging="360"/>
-      </w:pPr>
-      <w:rPr>
-        <w:rFonts w:ascii="Symbol" w:hAnsi="Symbol" w:cs="Symbol" w:hint="default"/>
-      </w:rPr>
+        <w:ind w:left="720" w:hanging="480"/>
+      </w:pPr>
     </w:lvl>
     <w:lvl w:ilvl="1">
       <w:numFmt w:val="bullet"/>
-      <w:lvlText w:val="o"/>
+      <w:lvlText w:val="–"/>
       <w:lvlJc w:val="left"/>
       <w:pPr>
-        <w:ind w:left="1440" w:hanging="360"/>
-      </w:pPr>
-      <w:rPr>
-        <w:rFonts w:ascii="Courier New" w:hAnsi="Courier New" w:cs="Courier New" w:hint="default"/>
-      </w:rPr>
+        <w:ind w:left="1440" w:hanging="480"/>
+      </w:pPr>
     </w:lvl>
     <w:lvl w:ilvl="2">
       <w:numFmt w:val="bullet"/>
-      <w:lvlText w:val=""/>
+      <w:lvlText w:val="•"/>
       <w:lvlJc w:val="left"/>
       <w:pPr>
-        <w:ind w:left="2160" w:hanging="360"/>
-      </w:pPr>
-      <w:rPr>
-        <w:rFonts w:ascii="Wingdings" w:hAnsi="Wingdings" w:cs="Wingdings" w:hint="default"/>
-      </w:rPr>
+        <w:ind w:left="2160" w:hanging="480"/>
+      </w:pPr>
     </w:lvl>
     <w:lvl w:ilvl="3">
       <w:numFmt w:val="bullet"/>
-      <w:lvlText w:val=""/>
+      <w:lvlText w:val="–"/>
       <w:lvlJc w:val="left"/>
       <w:pPr>
-        <w:ind w:left="2880" w:hanging="360"/>
-      </w:pPr>
-      <w:rPr>
-        <w:rFonts w:ascii="Symbol" w:hAnsi="Symbol" w:cs="Symbol" w:hint="default"/>
-      </w:rPr>
+        <w:ind w:left="2880" w:hanging="480"/>
+      </w:pPr>
     </w:lvl>
     <w:lvl w:ilvl="4">
       <w:numFmt w:val="bullet"/>
-      <w:lvlText w:val="o"/>
+      <w:lvlText w:val="•"/>
       <w:lvlJc w:val="left"/>
       <w:pPr>
-        <w:ind w:left="3600" w:hanging="360"/>
-      </w:pPr>
-      <w:rPr>
-        <w:rFonts w:ascii="Courier New" w:hAnsi="Courier New" w:cs="Courier New" w:hint="default"/>
-      </w:rPr>
+        <w:ind w:left="3600" w:hanging="480"/>
+      </w:pPr>
     </w:lvl>
     <w:lvl w:ilvl="5">
       <w:numFmt w:val="bullet"/>
-      <w:lvlText w:val=""/>
+      <w:lvlText w:val="–"/>
       <w:lvlJc w:val="left"/>
       <w:pPr>
-        <w:ind w:left="4320" w:hanging="360"/>
-      </w:pPr>
-      <w:rPr>
-        <w:rFonts w:ascii="Wingdings" w:hAnsi="Wingdings" w:cs="Wingdings" w:hint="default"/>
-      </w:rPr>
+        <w:ind w:left="4320" w:hanging="480"/>
+      </w:pPr>
     </w:lvl>
     <w:lvl w:ilvl="6">
       <w:numFmt w:val="bullet"/>
-      <w:lvlText w:val=""/>
+      <w:lvlText w:val="•"/>
       <w:lvlJc w:val="left"/>
       <w:pPr>
-        <w:ind w:left="5040" w:hanging="360"/>
-      </w:pPr>
-      <w:rPr>
-        <w:rFonts w:ascii="Symbol" w:hAnsi="Symbol" w:cs="Symbol" w:hint="default"/>
-      </w:rPr>
+        <w:ind w:left="5040" w:hanging="480"/>
+      </w:pPr>
     </w:lvl>
     <w:lvl w:ilvl="7">
       <w:numFmt w:val="bullet"/>
-      <w:lvlText w:val="o"/>
+      <w:lvlText w:val="–"/>
       <w:lvlJc w:val="left"/>
       <w:pPr>
-        <w:ind w:left="5760" w:hanging="360"/>
-      </w:pPr>
-      <w:rPr>
-        <w:rFonts w:ascii="Courier New" w:hAnsi="Courier New" w:cs="Courier New" w:hint="default"/>
-      </w:rPr>
+        <w:ind w:left="5760" w:hanging="480"/>
+      </w:pPr>
     </w:lvl>
     <w:lvl w:ilvl="8">
       <w:numFmt w:val="bullet"/>
-      <w:lvlText w:val=""/>
+      <w:lvlText w:val="•"/>
       <w:lvlJc w:val="left"/>
       <w:pPr>
-        <w:ind w:left="6480" w:hanging="360"/>
-      </w:pPr>
-      <w:rPr>
-        <w:rFonts w:ascii="Wingdings" w:hAnsi="Wingdings" w:cs="Wingdings" w:hint="default"/>
-      </w:rPr>
+        <w:ind w:left="6480" w:hanging="480"/>
+      </w:pPr>
     </w:lvl>
   </w:abstractNum>
   <w:num w:numId="1000">
@@ -8852,8 +8840,8 @@
     <w:name w:val="KeywordTok"/>
     <w:basedOn w:val="VerbatimChar"/>
     <w:rPr>
+      <w:color w:val="007020"/>
       <w:b/>
-      <w:color w:val="007020"/>
     </w:rPr>
   </w:style>
   <w:style w:type="character" w:customStyle="1" w:styleId="DataTypeTok">
@@ -8930,42 +8918,42 @@
     <w:name w:val="ImportTok"/>
     <w:basedOn w:val="VerbatimChar"/>
     <w:rPr>
+      <w:color w:val="008000"/>
       <w:b/>
-      <w:color w:val="008000"/>
     </w:rPr>
   </w:style>
   <w:style w:type="character" w:customStyle="1" w:styleId="CommentTok">
     <w:name w:val="CommentTok"/>
     <w:basedOn w:val="VerbatimChar"/>
     <w:rPr>
+      <w:color w:val="60a0b0"/>
       <w:i/>
-      <w:color w:val="60a0b0"/>
     </w:rPr>
   </w:style>
   <w:style w:type="character" w:customStyle="1" w:styleId="DocumentationTok">
     <w:name w:val="DocumentationTok"/>
     <w:basedOn w:val="VerbatimChar"/>
     <w:rPr>
+      <w:color w:val="ba2121"/>
       <w:i/>
-      <w:color w:val="ba2121"/>
     </w:rPr>
   </w:style>
   <w:style w:type="character" w:customStyle="1" w:styleId="AnnotationTok">
     <w:name w:val="AnnotationTok"/>
     <w:basedOn w:val="VerbatimChar"/>
     <w:rPr>
+      <w:color w:val="60a0b0"/>
       <w:b/>
       <w:i/>
-      <w:color w:val="60a0b0"/>
     </w:rPr>
   </w:style>
   <w:style w:type="character" w:customStyle="1" w:styleId="CommentVarTok">
     <w:name w:val="CommentVarTok"/>
     <w:basedOn w:val="VerbatimChar"/>
     <w:rPr>
+      <w:color w:val="60a0b0"/>
       <w:b/>
       <w:i/>
-      <w:color w:val="60a0b0"/>
     </w:rPr>
   </w:style>
   <w:style w:type="character" w:customStyle="1" w:styleId="OtherTok">
@@ -8993,8 +8981,8 @@
     <w:name w:val="ControlFlowTok"/>
     <w:basedOn w:val="VerbatimChar"/>
     <w:rPr>
+      <w:color w:val="007020"/>
       <w:b/>
-      <w:color w:val="007020"/>
     </w:rPr>
   </w:style>
   <w:style w:type="character" w:customStyle="1" w:styleId="OperatorTok">
@@ -9039,34 +9027,34 @@
     <w:name w:val="InformationTok"/>
     <w:basedOn w:val="VerbatimChar"/>
     <w:rPr>
+      <w:color w:val="60a0b0"/>
       <w:b/>
       <w:i/>
-      <w:color w:val="60a0b0"/>
     </w:rPr>
   </w:style>
   <w:style w:type="character" w:customStyle="1" w:styleId="WarningTok">
     <w:name w:val="WarningTok"/>
     <w:basedOn w:val="VerbatimChar"/>
     <w:rPr>
+      <w:color w:val="60a0b0"/>
       <w:b/>
       <w:i/>
-      <w:color w:val="60a0b0"/>
     </w:rPr>
   </w:style>
   <w:style w:type="character" w:customStyle="1" w:styleId="AlertTok">
     <w:name w:val="AlertTok"/>
     <w:basedOn w:val="VerbatimChar"/>
     <w:rPr>
+      <w:color w:val="ff0000"/>
       <w:b/>
-      <w:color w:val="ff0000"/>
     </w:rPr>
   </w:style>
   <w:style w:type="character" w:customStyle="1" w:styleId="ErrorTok">
     <w:name w:val="ErrorTok"/>
     <w:basedOn w:val="VerbatimChar"/>
     <w:rPr>
+      <w:color w:val="ff0000"/>
       <w:b/>
-      <w:color w:val="ff0000"/>
     </w:rPr>
   </w:style>
   <w:style w:type="character" w:customStyle="1" w:styleId="NormalTok">

--- a/packages/docs/static/decision-guides/rcm-billing.docx
+++ b/packages/docs/static/decision-guides/rcm-billing.docx
@@ -5290,8 +5290,8 @@
         <w:tblLayout w:type="fixed"/>
       </w:tblPr>
       <w:tblGrid>
-        <w:gridCol w:w="4449"/>
-        <w:gridCol w:w="4911"/>
+        <w:gridCol w:w="4464"/>
+        <w:gridCol w:w="4896"/>
       </w:tblGrid>
       <w:tr>
         <w:trPr>
@@ -5439,7 +5439,7 @@
               <w:t xml:space="preserve">Claim.provider</w:t>
             </w:r>
             <w:r>
-              <w:t xml:space="preserve">, but backends read it differently (billing provider vs. rendering provider with the billing</w:t>
+              <w:t xml:space="preserve">: the billing</w:t>
             </w:r>
             <w:r>
               <w:t xml:space="preserve"> </w:t>
@@ -5454,19 +5454,49 @@
               <w:t xml:space="preserve"> </w:t>
             </w:r>
             <w:r>
-              <w:t xml:space="preserve">via</w:t>
-            </w:r>
-            <w:r>
-              <w:t xml:space="preserve"> </w:t>
-            </w:r>
-            <w:r>
-              <w:rPr>
-                <w:rStyle w:val="VerbatimChar"/>
-              </w:rPr>
-              <w:t xml:space="preserve">PractitionerRole</w:t>
-            </w:r>
-            <w:r>
-              <w:t xml:space="preserve">); confirm per integration.</w:t>
+              <w:t xml:space="preserve">(or a</w:t>
+            </w:r>
+            <w:r>
+              <w:t xml:space="preserve"> </w:t>
+            </w:r>
+            <w:r>
+              <w:rPr>
+                <w:rStyle w:val="VerbatimChar"/>
+              </w:rPr>
+              <w:t xml:space="preserve">Practitioner</w:t>
+            </w:r>
+            <w:r>
+              <w:t xml:space="preserve"> </w:t>
+            </w:r>
+            <w:r>
+              <w:t xml:space="preserve">for individual billing). The rendering provider goes on</w:t>
+            </w:r>
+            <w:r>
+              <w:t xml:space="preserve"> </w:t>
+            </w:r>
+            <w:r>
+              <w:rPr>
+                <w:rStyle w:val="VerbatimChar"/>
+              </w:rPr>
+              <w:t xml:space="preserve">Claim.careTeam</w:t>
+            </w:r>
+            <w:r>
+              <w:t xml:space="preserve"> </w:t>
+            </w:r>
+            <w:r>
+              <w:t xml:space="preserve">with role</w:t>
+            </w:r>
+            <w:r>
+              <w:t xml:space="preserve"> </w:t>
+            </w:r>
+            <w:r>
+              <w:rPr>
+                <w:rStyle w:val="VerbatimChar"/>
+              </w:rPr>
+              <w:t xml:space="preserve">primary</w:t>
+            </w:r>
+            <w:r>
+              <w:t xml:space="preserve">.</w:t>
             </w:r>
           </w:p>
         </w:tc>
